--- a/docs/forgotten-felines/published-policies/escape-of-a-cat-policy.docx
+++ b/docs/forgotten-felines/published-policies/escape-of-a-cat-policy.docx
@@ -4,117 +4,229 @@
   <w:body>
     <w:p>
       <w:pPr>
-        <w:shd w:val="clear" w:color="auto" w:fill="05A44E"/>
-        <w:spacing w:before="0" w:after="0"/>
+        <w:pStyle w:val="Heading1"/>
       </w:pPr>
+      <w:r>
+        <w:t>Escape of a Cat Policy</w:t>
+      </w:r>
+    </w:p>
+    <w:p>
       <w:r>
         <w:rPr>
           <w:b/>
-          <w:color w:val="FFFFFF"/>
-          <w:sz w:val="17"/>
         </w:rPr>
-        <w:t>POLICY DOCUMENT</w:t>
+        <w:t>Forgotten Felines Cat Rescue — Charity No. 1181190</w:t>
+      </w:r>
+    </w:p>
+    <w:p>
+      <w:r>
+        <w:rPr>
+          <w:b/>
+        </w:rPr>
+        <w:t>Version:</w:t>
+      </w:r>
+      <w:r>
+        <w:t xml:space="preserve"> 2.0 </w:t>
+      </w:r>
+      <w:r>
+        <w:rPr>
+          <w:b/>
+        </w:rPr>
+        <w:t>Last Reviewed:</w:t>
+      </w:r>
+      <w:r>
+        <w:t xml:space="preserve"> 2026-04-14 </w:t>
+      </w:r>
+      <w:r>
+        <w:rPr>
+          <w:b/>
+        </w:rPr>
+        <w:t>Next Review Due:</w:t>
+      </w:r>
+      <w:r>
+        <w:t xml:space="preserve"> 2027-04-14 </w:t>
+      </w:r>
+      <w:r>
+        <w:rPr>
+          <w:b/>
+        </w:rPr>
+        <w:t>Approved by:</w:t>
+      </w:r>
+      <w:r>
+        <w:t xml:space="preserve"> _[Founder/Trustee — to be signed]_ </w:t>
+      </w:r>
+      <w:r>
+        <w:rPr>
+          <w:b/>
+        </w:rPr>
+        <w:t>Approval Date:</w:t>
+      </w:r>
+      <w:r>
+        <w:t xml:space="preserve"> _[to be signed]_</w:t>
+      </w:r>
+    </w:p>
+    <w:p>
+      <w:r>
+        <w:rPr>
+          <w:i/>
+        </w:rPr>
+        <w:t>________________________________________</w:t>
+      </w:r>
+    </w:p>
+    <w:p>
+      <w:r>
+        <w:t>Forgotten Felines follows a structured response when a foster cat escapes, to ensure the cat's safety and support the fosterer. This policy is the documented procedure for "escape of an animal (on and off premises)" required by ADCH Minimum Welfare Operational Standard 78.</w:t>
+      </w:r>
+    </w:p>
+    <w:p>
+      <w:r>
+        <w:t>The aim is always to recover the cat safely and to learn from the incident — not to blame the volunteer.</w:t>
+      </w:r>
+    </w:p>
+    <w:p>
+      <w:r>
+        <w:rPr>
+          <w:i/>
+        </w:rPr>
+        <w:t>________________________________________</w:t>
       </w:r>
     </w:p>
     <w:p>
       <w:pPr>
-        <w:shd w:val="clear" w:color="auto" w:fill="05A44E"/>
-        <w:spacing w:before="0" w:after="240"/>
+        <w:pStyle w:val="Heading2"/>
       </w:pPr>
       <w:r>
+        <w:t>1. Immediate Response</w:t>
+      </w:r>
+    </w:p>
+    <w:p>
+      <w:pPr>
+        <w:pStyle w:val="ListNumber"/>
+      </w:pPr>
+      <w:r>
+        <w:t>The fosterer contacts the on-duty Foster Coordinator immediately. If the on-duty Coordinator cannot be reached, the fosterer contacts a Trustee.</w:t>
+      </w:r>
+    </w:p>
+    <w:p>
+      <w:pPr>
+        <w:pStyle w:val="ListNumber"/>
+      </w:pPr>
+      <w:r>
+        <w:t>The fosterer checks the house thoroughly first — cats often hide in small places under furniture, behind appliances, in cupboards, or above head height — before assuming the cat has left the home.</w:t>
+      </w:r>
+    </w:p>
+    <w:p>
+      <w:pPr>
+        <w:pStyle w:val="ListNumber"/>
+      </w:pPr>
+      <w:r>
+        <w:t>Once it is established that the cat has left the home, the fosterer searches the immediate area calmly and quietly, checking gardens, sheds, under decking, garages, bushes, and sheltered spots.</w:t>
+      </w:r>
+    </w:p>
+    <w:p>
+      <w:pPr>
+        <w:pStyle w:val="ListNumber"/>
+      </w:pPr>
+      <w:r>
+        <w:t>The fosterer leaves the cat's carrier, familiar bedding, litter tray, or another familiar-scented item near the escape point (an open door or window).</w:t>
+      </w:r>
+    </w:p>
+    <w:p>
+      <w:pPr>
+        <w:pStyle w:val="ListNumber"/>
+      </w:pPr>
+      <w:r>
+        <w:t>The fosterer avoids chasing or calling loudly — both can push a frightened cat further away.</w:t>
+      </w:r>
+    </w:p>
+    <w:p>
+      <w:pPr>
+        <w:pStyle w:val="ListNumber"/>
+      </w:pPr>
+      <w:r>
+        <w:t xml:space="preserve">The Foster Coordinator authorises the use of a </w:t>
+      </w:r>
+      <w:r>
         <w:rPr>
-          <w:color w:val="FFFFFF"/>
-          <w:sz w:val="44"/>
+          <w:b/>
         </w:rPr>
-        <w:t>Escape of a Cat Policy</w:t>
+        <w:t>humane trap and/or trail cameras</w:t>
+      </w:r>
+      <w:r>
+        <w:t xml:space="preserve"> if the situation warrants it. Traps and cameras must be placed on private property where possible and monitored at least every 12 hours. The Foster Coordinator arranges sourcing of equipment.</w:t>
+      </w:r>
+    </w:p>
+    <w:p>
+      <w:pPr>
+        <w:pStyle w:val="Heading3"/>
+      </w:pPr>
+      <w:r>
+        <w:t>1.1 Authority to act</w:t>
       </w:r>
     </w:p>
     <w:tbl>
       <w:tblPr>
-        <w:tblStyle w:val="TableGrid"/>
+        <w:tblStyle w:val="LightGrid-Accent1"/>
         <w:tblW w:type="auto" w:w="0"/>
         <w:tblLook w:firstColumn="1" w:firstRow="1" w:lastColumn="0" w:lastRow="0" w:noHBand="0" w:noVBand="1" w:val="04A0"/>
       </w:tblPr>
       <w:tblGrid>
-        <w:gridCol w:w="2268"/>
-        <w:gridCol w:w="2268"/>
-        <w:gridCol w:w="2268"/>
-        <w:gridCol w:w="2268"/>
+        <w:gridCol w:w="2880"/>
+        <w:gridCol w:w="2880"/>
+        <w:gridCol w:w="2880"/>
       </w:tblGrid>
       <w:tr>
         <w:tc>
           <w:tcPr>
-            <w:tcW w:type="dxa" w:w="2268"/>
-            <w:shd w:val="clear" w:color="auto" w:fill="E6F8EF"/>
+            <w:tcW w:type="dxa" w:w="2880"/>
           </w:tcPr>
           <w:p>
-            <w:pPr>
-              <w:spacing w:before="60" w:after="60"/>
-            </w:pPr>
             <w:r>
               <w:rPr>
                 <w:b/>
-                <w:color w:val="037A3A"/>
-                <w:sz w:val="19"/>
               </w:rPr>
-              <w:t>Policy Number</w:t>
+            </w:r>
+            <w:r>
+              <w:rPr>
+                <w:b/>
+              </w:rPr>
+              <w:t>Action</w:t>
             </w:r>
           </w:p>
         </w:tc>
         <w:tc>
           <w:tcPr>
-            <w:tcW w:type="dxa" w:w="2268"/>
-            <w:shd w:val="clear" w:color="auto" w:fill="FFFFFF"/>
+            <w:tcW w:type="dxa" w:w="2880"/>
           </w:tcPr>
           <w:p>
-            <w:pPr>
-              <w:spacing w:before="60" w:after="60"/>
-            </w:pPr>
             <w:r>
               <w:rPr>
-                <w:b w:val="0"/>
-                <w:color w:val="111827"/>
-                <w:sz w:val="19"/>
+                <w:b/>
               </w:rPr>
-              <w:t>FF-AC-009</w:t>
+            </w:r>
+            <w:r>
+              <w:rPr>
+                <w:b/>
+              </w:rPr>
+              <w:t>Fosterer authority</w:t>
             </w:r>
           </w:p>
         </w:tc>
         <w:tc>
           <w:tcPr>
-            <w:tcW w:type="dxa" w:w="2268"/>
-            <w:shd w:val="clear" w:color="auto" w:fill="E6F8EF"/>
+            <w:tcW w:type="dxa" w:w="2880"/>
           </w:tcPr>
           <w:p>
-            <w:pPr>
-              <w:spacing w:before="60" w:after="60"/>
-            </w:pPr>
             <w:r>
               <w:rPr>
                 <w:b/>
-                <w:color w:val="037A3A"/>
-                <w:sz w:val="19"/>
               </w:rPr>
-              <w:t>Category</w:t>
             </w:r>
-          </w:p>
-        </w:tc>
-        <w:tc>
-          <w:tcPr>
-            <w:tcW w:type="dxa" w:w="2268"/>
-            <w:shd w:val="clear" w:color="auto" w:fill="FFFFFF"/>
-          </w:tcPr>
-          <w:p>
-            <w:pPr>
-              <w:spacing w:before="60" w:after="60"/>
-            </w:pPr>
             <w:r>
               <w:rPr>
-                <w:b w:val="0"/>
-                <w:color w:val="111827"/>
-                <w:sz w:val="19"/>
+                <w:b/>
               </w:rPr>
-              <w:t>Animal Care</w:t>
+              <w:t>Requires Coordinator / Trustee approval</w:t>
             </w:r>
           </w:p>
         </w:tc>
@@ -122,77 +234,34 @@
       <w:tr>
         <w:tc>
           <w:tcPr>
-            <w:tcW w:type="dxa" w:w="2268"/>
-            <w:shd w:val="clear" w:color="auto" w:fill="C2EDD6"/>
+            <w:tcW w:type="dxa" w:w="2880"/>
           </w:tcPr>
           <w:p>
-            <w:pPr>
-              <w:spacing w:before="60" w:after="60"/>
-            </w:pPr>
+            <w:r/>
             <w:r>
-              <w:rPr>
-                <w:b/>
-                <w:color w:val="037A3A"/>
-                <w:sz w:val="19"/>
-              </w:rPr>
-              <w:t>Version</w:t>
+              <w:t>Initial in-home search</w:t>
             </w:r>
           </w:p>
         </w:tc>
         <w:tc>
           <w:tcPr>
-            <w:tcW w:type="dxa" w:w="2268"/>
-            <w:shd w:val="clear" w:color="auto" w:fill="FFFFFF"/>
+            <w:tcW w:type="dxa" w:w="2880"/>
           </w:tcPr>
           <w:p>
-            <w:pPr>
-              <w:spacing w:before="60" w:after="60"/>
-            </w:pPr>
+            <w:r/>
             <w:r>
-              <w:rPr>
-                <w:b w:val="0"/>
-                <w:color w:val="111827"/>
-                <w:sz w:val="19"/>
-              </w:rPr>
-              <w:t>1.0</w:t>
+              <w:t>✅</w:t>
             </w:r>
           </w:p>
         </w:tc>
         <w:tc>
           <w:tcPr>
-            <w:tcW w:type="dxa" w:w="2268"/>
-            <w:shd w:val="clear" w:color="auto" w:fill="C2EDD6"/>
+            <w:tcW w:type="dxa" w:w="2880"/>
           </w:tcPr>
           <w:p>
-            <w:pPr>
-              <w:spacing w:before="60" w:after="60"/>
-            </w:pPr>
+            <w:r/>
             <w:r>
-              <w:rPr>
-                <w:b/>
-                <w:color w:val="037A3A"/>
-                <w:sz w:val="19"/>
-              </w:rPr>
-              <w:t>Status</w:t>
-            </w:r>
-          </w:p>
-        </w:tc>
-        <w:tc>
-          <w:tcPr>
-            <w:tcW w:type="dxa" w:w="2268"/>
-            <w:shd w:val="clear" w:color="auto" w:fill="FFFFFF"/>
-          </w:tcPr>
-          <w:p>
-            <w:pPr>
-              <w:spacing w:before="60" w:after="60"/>
-            </w:pPr>
-            <w:r>
-              <w:rPr>
-                <w:b w:val="0"/>
-                <w:color w:val="111827"/>
-                <w:sz w:val="19"/>
-              </w:rPr>
-              <w:t>Active</w:t>
+              <w:t>—</w:t>
             </w:r>
           </w:p>
         </w:tc>
@@ -200,77 +269,34 @@
       <w:tr>
         <w:tc>
           <w:tcPr>
-            <w:tcW w:type="dxa" w:w="2268"/>
-            <w:shd w:val="clear" w:color="auto" w:fill="E6F8EF"/>
+            <w:tcW w:type="dxa" w:w="2880"/>
           </w:tcPr>
           <w:p>
-            <w:pPr>
-              <w:spacing w:before="60" w:after="60"/>
-            </w:pPr>
+            <w:r/>
             <w:r>
-              <w:rPr>
-                <w:b/>
-                <w:color w:val="037A3A"/>
-                <w:sz w:val="19"/>
-              </w:rPr>
-              <w:t>Date Adopted</w:t>
+              <w:t>Immediate outdoor search of own property</w:t>
             </w:r>
           </w:p>
         </w:tc>
         <w:tc>
           <w:tcPr>
-            <w:tcW w:type="dxa" w:w="2268"/>
-            <w:shd w:val="clear" w:color="auto" w:fill="FFFFFF"/>
+            <w:tcW w:type="dxa" w:w="2880"/>
           </w:tcPr>
           <w:p>
-            <w:pPr>
-              <w:spacing w:before="60" w:after="60"/>
-            </w:pPr>
+            <w:r/>
             <w:r>
-              <w:rPr>
-                <w:b w:val="0"/>
-                <w:color w:val="111827"/>
-                <w:sz w:val="19"/>
-              </w:rPr>
-              <w:t>[DD Month YYYY]</w:t>
+              <w:t>✅</w:t>
             </w:r>
           </w:p>
         </w:tc>
         <w:tc>
           <w:tcPr>
-            <w:tcW w:type="dxa" w:w="2268"/>
-            <w:shd w:val="clear" w:color="auto" w:fill="E6F8EF"/>
+            <w:tcW w:type="dxa" w:w="2880"/>
           </w:tcPr>
           <w:p>
-            <w:pPr>
-              <w:spacing w:before="60" w:after="60"/>
-            </w:pPr>
+            <w:r/>
             <w:r>
-              <w:rPr>
-                <w:b/>
-                <w:color w:val="037A3A"/>
-                <w:sz w:val="19"/>
-              </w:rPr>
-              <w:t>Next Review Date</w:t>
-            </w:r>
-          </w:p>
-        </w:tc>
-        <w:tc>
-          <w:tcPr>
-            <w:tcW w:type="dxa" w:w="2268"/>
-            <w:shd w:val="clear" w:color="auto" w:fill="FFFFFF"/>
-          </w:tcPr>
-          <w:p>
-            <w:pPr>
-              <w:spacing w:before="60" w:after="60"/>
-            </w:pPr>
-            <w:r>
-              <w:rPr>
-                <w:b w:val="0"/>
-                <w:color w:val="111827"/>
-                <w:sz w:val="19"/>
-              </w:rPr>
-              <w:t>Annually</w:t>
+              <w:t>—</w:t>
             </w:r>
           </w:p>
         </w:tc>
@@ -278,37 +304,981 @@
       <w:tr>
         <w:tc>
           <w:tcPr>
-            <w:tcW w:type="dxa" w:w="2268"/>
-            <w:shd w:val="clear" w:color="auto" w:fill="C2EDD6"/>
+            <w:tcW w:type="dxa" w:w="2880"/>
           </w:tcPr>
           <w:p>
-            <w:pPr>
-              <w:spacing w:before="60" w:after="60"/>
-            </w:pPr>
+            <w:r/>
             <w:r>
-              <w:rPr>
-                <w:b/>
-                <w:color w:val="037A3A"/>
-                <w:sz w:val="19"/>
-              </w:rPr>
-              <w:t>Approved By</w:t>
+              <w:t>Leaving scented items at escape point</w:t>
             </w:r>
           </w:p>
         </w:tc>
         <w:tc>
           <w:tcPr>
-            <w:tcW w:type="dxa" w:w="2268"/>
-            <w:shd w:val="clear" w:color="auto" w:fill="FFFFFF"/>
+            <w:tcW w:type="dxa" w:w="2880"/>
           </w:tcPr>
           <w:p>
-            <w:pPr>
-              <w:spacing w:before="60" w:after="60"/>
-            </w:pPr>
+            <w:r/>
+            <w:r>
+              <w:t>✅</w:t>
+            </w:r>
+          </w:p>
+        </w:tc>
+        <w:tc>
+          <w:tcPr>
+            <w:tcW w:type="dxa" w:w="2880"/>
+          </w:tcPr>
+          <w:p>
+            <w:r/>
+            <w:r>
+              <w:t>—</w:t>
+            </w:r>
+          </w:p>
+        </w:tc>
+      </w:tr>
+      <w:tr>
+        <w:tc>
+          <w:tcPr>
+            <w:tcW w:type="dxa" w:w="2880"/>
+          </w:tcPr>
+          <w:p>
+            <w:r/>
+            <w:r>
+              <w:t>Contacting neighbours</w:t>
+            </w:r>
+          </w:p>
+        </w:tc>
+        <w:tc>
+          <w:tcPr>
+            <w:tcW w:type="dxa" w:w="2880"/>
+          </w:tcPr>
+          <w:p>
+            <w:r/>
+            <w:r>
+              <w:t>✅</w:t>
+            </w:r>
+          </w:p>
+        </w:tc>
+        <w:tc>
+          <w:tcPr>
+            <w:tcW w:type="dxa" w:w="2880"/>
+          </w:tcPr>
+          <w:p>
+            <w:r/>
+            <w:r>
+              <w:t>—</w:t>
+            </w:r>
+          </w:p>
+        </w:tc>
+      </w:tr>
+      <w:tr>
+        <w:tc>
+          <w:tcPr>
+            <w:tcW w:type="dxa" w:w="2880"/>
+          </w:tcPr>
+          <w:p>
+            <w:r/>
+            <w:r>
+              <w:t>Posting to Forgotten Felines social media</w:t>
+            </w:r>
+          </w:p>
+        </w:tc>
+        <w:tc>
+          <w:tcPr>
+            <w:tcW w:type="dxa" w:w="2880"/>
+          </w:tcPr>
+          <w:p>
+            <w:r/>
+            <w:r>
+              <w:t>❌</w:t>
+            </w:r>
+          </w:p>
+        </w:tc>
+        <w:tc>
+          <w:tcPr>
+            <w:tcW w:type="dxa" w:w="2880"/>
+          </w:tcPr>
+          <w:p>
+            <w:r/>
+            <w:r>
+              <w:t>Coordinator approves content (aligns with Social Media Policy)</w:t>
+            </w:r>
+          </w:p>
+        </w:tc>
+      </w:tr>
+      <w:tr>
+        <w:tc>
+          <w:tcPr>
+            <w:tcW w:type="dxa" w:w="2880"/>
+          </w:tcPr>
+          <w:p>
+            <w:r/>
+            <w:r>
+              <w:t>Setting humane traps</w:t>
+            </w:r>
+          </w:p>
+        </w:tc>
+        <w:tc>
+          <w:tcPr>
+            <w:tcW w:type="dxa" w:w="2880"/>
+          </w:tcPr>
+          <w:p>
+            <w:r/>
+            <w:r>
+              <w:t>❌</w:t>
+            </w:r>
+          </w:p>
+        </w:tc>
+        <w:tc>
+          <w:tcPr>
+            <w:tcW w:type="dxa" w:w="2880"/>
+          </w:tcPr>
+          <w:p>
+            <w:r/>
+            <w:r>
+              <w:t>Coordinator approves</w:t>
+            </w:r>
+          </w:p>
+        </w:tc>
+      </w:tr>
+      <w:tr>
+        <w:tc>
+          <w:tcPr>
+            <w:tcW w:type="dxa" w:w="2880"/>
+          </w:tcPr>
+          <w:p>
+            <w:r/>
+            <w:r>
+              <w:t>Contacting the microchip database</w:t>
+            </w:r>
+          </w:p>
+        </w:tc>
+        <w:tc>
+          <w:tcPr>
+            <w:tcW w:type="dxa" w:w="2880"/>
+          </w:tcPr>
+          <w:p>
+            <w:r/>
+            <w:r>
+              <w:t>❌</w:t>
+            </w:r>
+          </w:p>
+        </w:tc>
+        <w:tc>
+          <w:tcPr>
+            <w:tcW w:type="dxa" w:w="2880"/>
+          </w:tcPr>
+          <w:p>
+            <w:r/>
+            <w:r>
+              <w:t>Coordinator actions</w:t>
+            </w:r>
+          </w:p>
+        </w:tc>
+      </w:tr>
+      <w:tr>
+        <w:tc>
+          <w:tcPr>
+            <w:tcW w:type="dxa" w:w="2880"/>
+          </w:tcPr>
+          <w:p>
+            <w:r/>
+            <w:r>
+              <w:t>Contacting local vets / rescues</w:t>
+            </w:r>
+          </w:p>
+        </w:tc>
+        <w:tc>
+          <w:tcPr>
+            <w:tcW w:type="dxa" w:w="2880"/>
+          </w:tcPr>
+          <w:p>
+            <w:r/>
+            <w:r>
+              <w:t>❌</w:t>
+            </w:r>
+          </w:p>
+        </w:tc>
+        <w:tc>
+          <w:tcPr>
+            <w:tcW w:type="dxa" w:w="2880"/>
+          </w:tcPr>
+          <w:p>
+            <w:r/>
+            <w:r>
+              <w:t>Coordinator actions</w:t>
+            </w:r>
+          </w:p>
+        </w:tc>
+      </w:tr>
+      <w:tr>
+        <w:tc>
+          <w:tcPr>
+            <w:tcW w:type="dxa" w:w="2880"/>
+          </w:tcPr>
+          <w:p>
+            <w:r/>
+            <w:r>
+              <w:t>Out-of-hours urgent action (e.g. cat in traffic)</w:t>
+            </w:r>
+          </w:p>
+        </w:tc>
+        <w:tc>
+          <w:tcPr>
+            <w:tcW w:type="dxa" w:w="2880"/>
+          </w:tcPr>
+          <w:p>
+            <w:r/>
+            <w:r>
+              <w:t>✅ — in the cat's best interest</w:t>
+            </w:r>
+          </w:p>
+        </w:tc>
+        <w:tc>
+          <w:tcPr>
+            <w:tcW w:type="dxa" w:w="2880"/>
+          </w:tcPr>
+          <w:p>
+            <w:r/>
+            <w:r>
+              <w:t>Report to Coordinator at first opportunity</w:t>
+            </w:r>
+          </w:p>
+        </w:tc>
+      </w:tr>
+    </w:tbl>
+    <w:p>
+      <w:r>
+        <w:rPr>
+          <w:i/>
+        </w:rPr>
+        <w:t>________________________________________</w:t>
+      </w:r>
+    </w:p>
+    <w:p>
+      <w:pPr>
+        <w:pStyle w:val="Heading2"/>
+      </w:pPr>
+      <w:r>
+        <w:t>2. Wider Search</w:t>
+      </w:r>
+    </w:p>
+    <w:p>
+      <w:r>
+        <w:t>Once the immediate response is underway, the on-duty Foster Coordinator coordinates the wider search:</w:t>
+      </w:r>
+    </w:p>
+    <w:p>
+      <w:pPr>
+        <w:pStyle w:val="ListBullet"/>
+      </w:pPr>
+      <w:r>
+        <w:rPr>
+          <w:b/>
+        </w:rPr>
+        <w:t>Microchip database notification</w:t>
+      </w:r>
+      <w:r>
+        <w:t xml:space="preserve"> — the Coordinator notifies the microchip database that the cat is missing, within 24 hours of the escape being confirmed.</w:t>
+      </w:r>
+    </w:p>
+    <w:p>
+      <w:pPr>
+        <w:pStyle w:val="ListBullet"/>
+      </w:pPr>
+      <w:r>
+        <w:rPr>
+          <w:b/>
+        </w:rPr>
+        <w:t>Local notification</w:t>
+      </w:r>
+      <w:r>
+        <w:t xml:space="preserve"> — local vets, rescues, and lost-and-found networks are contacted by the Coordinator.</w:t>
+      </w:r>
+    </w:p>
+    <w:p>
+      <w:pPr>
+        <w:pStyle w:val="ListBullet"/>
+      </w:pPr>
+      <w:r>
+        <w:rPr>
+          <w:b/>
+        </w:rPr>
+        <w:t>Social media</w:t>
+      </w:r>
+      <w:r>
+        <w:t xml:space="preserve"> — a post is placed on Forgotten Felines' official channels in line with the Social Media Policy. Personal posts by fosterers must be referenced to Forgotten Felines and must not reveal sensitive foster home details.</w:t>
+      </w:r>
+    </w:p>
+    <w:p>
+      <w:pPr>
+        <w:pStyle w:val="ListBullet"/>
+      </w:pPr>
+      <w:r>
+        <w:rPr>
+          <w:b/>
+        </w:rPr>
+        <w:t>Community outreach</w:t>
+      </w:r>
+      <w:r>
+        <w:t xml:space="preserve"> — the fosterer is supported in door-knocking and leafleting the immediate neighbourhood where appropriate.</w:t>
+      </w:r>
+    </w:p>
+    <w:p>
+      <w:r>
+        <w:rPr>
+          <w:i/>
+        </w:rPr>
+        <w:t>________________________________________</w:t>
+      </w:r>
+    </w:p>
+    <w:p>
+      <w:pPr>
+        <w:pStyle w:val="Heading2"/>
+      </w:pPr>
+      <w:r>
+        <w:t>3. Recording the Escape (Standard 78)</w:t>
+      </w:r>
+    </w:p>
+    <w:p>
+      <w:r>
+        <w:t>Every escape is recorded on the cat's individual record. The minimum fields are:</w:t>
+      </w:r>
+    </w:p>
+    <w:tbl>
+      <w:tblPr>
+        <w:tblStyle w:val="LightGrid-Accent1"/>
+        <w:tblW w:type="auto" w:w="0"/>
+        <w:tblLook w:firstColumn="1" w:firstRow="1" w:lastColumn="0" w:lastRow="0" w:noHBand="0" w:noVBand="1" w:val="04A0"/>
+      </w:tblPr>
+      <w:tblGrid>
+        <w:gridCol w:w="4320"/>
+        <w:gridCol w:w="4320"/>
+      </w:tblGrid>
+      <w:tr>
+        <w:tc>
+          <w:tcPr>
+            <w:tcW w:type="dxa" w:w="4320"/>
+          </w:tcPr>
+          <w:p>
             <w:r>
               <w:rPr>
-                <w:b w:val="0"/>
-                <w:color w:val="111827"/>
-                <w:sz w:val="19"/>
+                <w:b/>
+              </w:rPr>
+            </w:r>
+            <w:r>
+              <w:rPr>
+                <w:b/>
+              </w:rPr>
+              <w:t>Field</w:t>
+            </w:r>
+          </w:p>
+        </w:tc>
+        <w:tc>
+          <w:tcPr>
+            <w:tcW w:type="dxa" w:w="4320"/>
+          </w:tcPr>
+          <w:p>
+            <w:r>
+              <w:rPr>
+                <w:b/>
+              </w:rPr>
+            </w:r>
+            <w:r>
+              <w:rPr>
+                <w:b/>
+              </w:rPr>
+              <w:t>Detail</w:t>
+            </w:r>
+          </w:p>
+        </w:tc>
+      </w:tr>
+      <w:tr>
+        <w:tc>
+          <w:tcPr>
+            <w:tcW w:type="dxa" w:w="4320"/>
+          </w:tcPr>
+          <w:p>
+            <w:r/>
+            <w:r>
+              <w:t>Date and time of escape (or first noticed)</w:t>
+            </w:r>
+          </w:p>
+        </w:tc>
+        <w:tc>
+          <w:tcPr>
+            <w:tcW w:type="dxa" w:w="4320"/>
+          </w:tcPr>
+          <w:p>
+            <w:r/>
+          </w:p>
+        </w:tc>
+      </w:tr>
+      <w:tr>
+        <w:tc>
+          <w:tcPr>
+            <w:tcW w:type="dxa" w:w="4320"/>
+          </w:tcPr>
+          <w:p>
+            <w:r/>
+            <w:r>
+              <w:t>Foster home and fosterer name</w:t>
+            </w:r>
+          </w:p>
+        </w:tc>
+        <w:tc>
+          <w:tcPr>
+            <w:tcW w:type="dxa" w:w="4320"/>
+          </w:tcPr>
+          <w:p>
+            <w:r/>
+          </w:p>
+        </w:tc>
+      </w:tr>
+      <w:tr>
+        <w:tc>
+          <w:tcPr>
+            <w:tcW w:type="dxa" w:w="4320"/>
+          </w:tcPr>
+          <w:p>
+            <w:r/>
+            <w:r>
+              <w:t>Location of escape point</w:t>
+            </w:r>
+          </w:p>
+        </w:tc>
+        <w:tc>
+          <w:tcPr>
+            <w:tcW w:type="dxa" w:w="4320"/>
+          </w:tcPr>
+          <w:p>
+            <w:r/>
+          </w:p>
+        </w:tc>
+      </w:tr>
+      <w:tr>
+        <w:tc>
+          <w:tcPr>
+            <w:tcW w:type="dxa" w:w="4320"/>
+          </w:tcPr>
+          <w:p>
+            <w:r/>
+            <w:r>
+              <w:t>Immediate circumstances</w:t>
+            </w:r>
+          </w:p>
+        </w:tc>
+        <w:tc>
+          <w:tcPr>
+            <w:tcW w:type="dxa" w:w="4320"/>
+          </w:tcPr>
+          <w:p>
+            <w:r/>
+            <w:r>
+              <w:t>(door left open, window open, carrier failure, etc.)</w:t>
+            </w:r>
+          </w:p>
+        </w:tc>
+      </w:tr>
+      <w:tr>
+        <w:tc>
+          <w:tcPr>
+            <w:tcW w:type="dxa" w:w="4320"/>
+          </w:tcPr>
+          <w:p>
+            <w:r/>
+            <w:r>
+              <w:t>Actions taken (immediate)</w:t>
+            </w:r>
+          </w:p>
+        </w:tc>
+        <w:tc>
+          <w:tcPr>
+            <w:tcW w:type="dxa" w:w="4320"/>
+          </w:tcPr>
+          <w:p>
+            <w:r/>
+          </w:p>
+        </w:tc>
+      </w:tr>
+      <w:tr>
+        <w:tc>
+          <w:tcPr>
+            <w:tcW w:type="dxa" w:w="4320"/>
+          </w:tcPr>
+          <w:p>
+            <w:r/>
+            <w:r>
+              <w:t>Actions taken (wider search)</w:t>
+            </w:r>
+          </w:p>
+        </w:tc>
+        <w:tc>
+          <w:tcPr>
+            <w:tcW w:type="dxa" w:w="4320"/>
+          </w:tcPr>
+          <w:p>
+            <w:r/>
+          </w:p>
+        </w:tc>
+      </w:tr>
+      <w:tr>
+        <w:tc>
+          <w:tcPr>
+            <w:tcW w:type="dxa" w:w="4320"/>
+          </w:tcPr>
+          <w:p>
+            <w:r/>
+            <w:r>
+              <w:t>Outcome</w:t>
+            </w:r>
+          </w:p>
+        </w:tc>
+        <w:tc>
+          <w:tcPr>
+            <w:tcW w:type="dxa" w:w="4320"/>
+          </w:tcPr>
+          <w:p>
+            <w:r/>
+            <w:r>
+              <w:t>Found / not found / deceased</w:t>
+            </w:r>
+          </w:p>
+        </w:tc>
+      </w:tr>
+      <w:tr>
+        <w:tc>
+          <w:tcPr>
+            <w:tcW w:type="dxa" w:w="4320"/>
+          </w:tcPr>
+          <w:p>
+            <w:r/>
+            <w:r>
+              <w:t>Date found (if applicable)</w:t>
+            </w:r>
+          </w:p>
+        </w:tc>
+        <w:tc>
+          <w:tcPr>
+            <w:tcW w:type="dxa" w:w="4320"/>
+          </w:tcPr>
+          <w:p>
+            <w:r/>
+          </w:p>
+        </w:tc>
+      </w:tr>
+      <w:tr>
+        <w:tc>
+          <w:tcPr>
+            <w:tcW w:type="dxa" w:w="4320"/>
+          </w:tcPr>
+          <w:p>
+            <w:r/>
+            <w:r>
+              <w:t>Location where found</w:t>
+            </w:r>
+          </w:p>
+        </w:tc>
+        <w:tc>
+          <w:tcPr>
+            <w:tcW w:type="dxa" w:w="4320"/>
+          </w:tcPr>
+          <w:p>
+            <w:r/>
+          </w:p>
+        </w:tc>
+      </w:tr>
+      <w:tr>
+        <w:tc>
+          <w:tcPr>
+            <w:tcW w:type="dxa" w:w="4320"/>
+          </w:tcPr>
+          <w:p>
+            <w:r/>
+            <w:r>
+              <w:t>Condition on return</w:t>
+            </w:r>
+          </w:p>
+        </w:tc>
+        <w:tc>
+          <w:tcPr>
+            <w:tcW w:type="dxa" w:w="4320"/>
+          </w:tcPr>
+          <w:p>
+            <w:r/>
+            <w:r>
+              <w:t>(physical, behavioural)</w:t>
+            </w:r>
+          </w:p>
+        </w:tc>
+      </w:tr>
+      <w:tr>
+        <w:tc>
+          <w:tcPr>
+            <w:tcW w:type="dxa" w:w="4320"/>
+          </w:tcPr>
+          <w:p>
+            <w:r/>
+            <w:r>
+              <w:t>Vet check after return</w:t>
+            </w:r>
+          </w:p>
+        </w:tc>
+        <w:tc>
+          <w:tcPr>
+            <w:tcW w:type="dxa" w:w="4320"/>
+          </w:tcPr>
+          <w:p>
+            <w:r/>
+            <w:r>
+              <w:t>(date, outcome)</w:t>
+            </w:r>
+          </w:p>
+        </w:tc>
+      </w:tr>
+      <w:tr>
+        <w:tc>
+          <w:tcPr>
+            <w:tcW w:type="dxa" w:w="4320"/>
+          </w:tcPr>
+          <w:p>
+            <w:r/>
+            <w:r>
+              <w:t>Root cause</w:t>
+            </w:r>
+          </w:p>
+        </w:tc>
+        <w:tc>
+          <w:tcPr>
+            <w:tcW w:type="dxa" w:w="4320"/>
+          </w:tcPr>
+          <w:p>
+            <w:r/>
+            <w:r>
+              <w:t>(e.g. unsecured window, visitor left door open)</w:t>
+            </w:r>
+          </w:p>
+        </w:tc>
+      </w:tr>
+      <w:tr>
+        <w:tc>
+          <w:tcPr>
+            <w:tcW w:type="dxa" w:w="4320"/>
+          </w:tcPr>
+          <w:p>
+            <w:r/>
+            <w:r>
+              <w:t>Lessons learned</w:t>
+            </w:r>
+          </w:p>
+        </w:tc>
+        <w:tc>
+          <w:tcPr>
+            <w:tcW w:type="dxa" w:w="4320"/>
+          </w:tcPr>
+          <w:p>
+            <w:r/>
+          </w:p>
+        </w:tc>
+      </w:tr>
+    </w:tbl>
+    <w:p>
+      <w:r>
+        <w:t>The record is retained in line with the Data Retention Policy and reviewed by the Trustees at the annual welfare review.</w:t>
+      </w:r>
+    </w:p>
+    <w:p>
+      <w:r>
+        <w:rPr>
+          <w:i/>
+        </w:rPr>
+        <w:t>________________________________________</w:t>
+      </w:r>
+    </w:p>
+    <w:p>
+      <w:pPr>
+        <w:pStyle w:val="Heading2"/>
+      </w:pPr>
+      <w:r>
+        <w:t>4. Recovery and Return to Care</w:t>
+      </w:r>
+    </w:p>
+    <w:p>
+      <w:r>
+        <w:t>When a cat is recovered:</w:t>
+      </w:r>
+    </w:p>
+    <w:p>
+      <w:pPr>
+        <w:pStyle w:val="ListBullet"/>
+      </w:pPr>
+      <w:r>
+        <w:t>The cat is taken immediately to a nominated vet for a health check, regardless of how long it was missing. Injuries, infections, parasites, and stress-related illness are common in recovered cats.</w:t>
+      </w:r>
+    </w:p>
+    <w:p>
+      <w:pPr>
+        <w:pStyle w:val="ListBullet"/>
+      </w:pPr>
+      <w:r>
+        <w:t>The cat is returned to the foster home only after the vet has confirmed fitness and any necessary treatment is complete.</w:t>
+      </w:r>
+    </w:p>
+    <w:p>
+      <w:pPr>
+        <w:pStyle w:val="ListBullet"/>
+      </w:pPr>
+      <w:r>
+        <w:t>The Foster Coordinator updates the cat's individual record with the recovery details.</w:t>
+      </w:r>
+    </w:p>
+    <w:p>
+      <w:r>
+        <w:rPr>
+          <w:i/>
+        </w:rPr>
+        <w:t>________________________________________</w:t>
+      </w:r>
+    </w:p>
+    <w:p>
+      <w:pPr>
+        <w:pStyle w:val="Heading2"/>
+      </w:pPr>
+      <w:r>
+        <w:t>5. Review and Prevention</w:t>
+      </w:r>
+    </w:p>
+    <w:p>
+      <w:r>
+        <w:t>Within 7 days of a recovery (or when a search is formally concluded), the Foster Coordinator conducts a brief review with the fosterer, covering:</w:t>
+      </w:r>
+    </w:p>
+    <w:p>
+      <w:pPr>
+        <w:pStyle w:val="ListBullet"/>
+      </w:pPr>
+      <w:r>
+        <w:t>Root cause of the escape</w:t>
+      </w:r>
+    </w:p>
+    <w:p>
+      <w:pPr>
+        <w:pStyle w:val="ListBullet"/>
+      </w:pPr>
+      <w:r>
+        <w:t>Whether the foster room set-up met the Foster Home Assessment Checklist security criteria</w:t>
+      </w:r>
+    </w:p>
+    <w:p>
+      <w:pPr>
+        <w:pStyle w:val="ListBullet"/>
+      </w:pPr>
+      <w:r>
+        <w:t>Whether any changes to the foster home are needed (for example adding window screens, double-door setup, repair of escape route)</w:t>
+      </w:r>
+    </w:p>
+    <w:p>
+      <w:pPr>
+        <w:pStyle w:val="ListBullet"/>
+      </w:pPr>
+      <w:r>
+        <w:t>Whether any changes to the fosterer's training record are needed</w:t>
+      </w:r>
+    </w:p>
+    <w:p>
+      <w:pPr>
+        <w:pStyle w:val="ListBullet"/>
+      </w:pPr>
+      <w:r>
+        <w:t>Whether the Foster Home Assessment needs to be re-run</w:t>
+      </w:r>
+    </w:p>
+    <w:p>
+      <w:r>
+        <w:t>The outcome is recorded on the cat's individual record and, where there is a general lesson, communicated to other fosterers.</w:t>
+      </w:r>
+    </w:p>
+    <w:p>
+      <w:r>
+        <w:t>Where a cat is not recovered, the review still takes place and informs future placements.</w:t>
+      </w:r>
+    </w:p>
+    <w:p>
+      <w:r>
+        <w:rPr>
+          <w:i/>
+        </w:rPr>
+        <w:t>________________________________________</w:t>
+      </w:r>
+    </w:p>
+    <w:p>
+      <w:pPr>
+        <w:pStyle w:val="Heading2"/>
+      </w:pPr>
+      <w:r>
+        <w:t>6. Fosterer Support</w:t>
+      </w:r>
+    </w:p>
+    <w:p>
+      <w:r>
+        <w:t>Losing a cat is frightening and distressing. The Foster Coordinator offers support throughout the search and afterwards. No blame attaches to the fosterer unless there is clear evidence of deliberate welfare failure — the aim of review is learning, not discipline.</w:t>
+      </w:r>
+    </w:p>
+    <w:p>
+      <w:r>
+        <w:rPr>
+          <w:i/>
+        </w:rPr>
+        <w:t>________________________________________</w:t>
+      </w:r>
+    </w:p>
+    <w:p>
+      <w:pPr>
+        <w:pStyle w:val="Heading2"/>
+      </w:pPr>
+      <w:r>
+        <w:t>7. Responsibilities</w:t>
+      </w:r>
+    </w:p>
+    <w:tbl>
+      <w:tblPr>
+        <w:tblStyle w:val="LightGrid-Accent1"/>
+        <w:tblW w:type="auto" w:w="0"/>
+        <w:tblLook w:firstColumn="1" w:firstRow="1" w:lastColumn="0" w:lastRow="0" w:noHBand="0" w:noVBand="1" w:val="04A0"/>
+      </w:tblPr>
+      <w:tblGrid>
+        <w:gridCol w:w="4320"/>
+        <w:gridCol w:w="4320"/>
+      </w:tblGrid>
+      <w:tr>
+        <w:tc>
+          <w:tcPr>
+            <w:tcW w:type="dxa" w:w="4320"/>
+          </w:tcPr>
+          <w:p>
+            <w:r>
+              <w:rPr>
+                <w:b/>
+              </w:rPr>
+            </w:r>
+            <w:r>
+              <w:rPr>
+                <w:b/>
+              </w:rPr>
+              <w:t>Role</w:t>
+            </w:r>
+          </w:p>
+        </w:tc>
+        <w:tc>
+          <w:tcPr>
+            <w:tcW w:type="dxa" w:w="4320"/>
+          </w:tcPr>
+          <w:p>
+            <w:r>
+              <w:rPr>
+                <w:b/>
+              </w:rPr>
+            </w:r>
+            <w:r>
+              <w:rPr>
+                <w:b/>
+              </w:rPr>
+              <w:t>Responsibilities</w:t>
+            </w:r>
+          </w:p>
+        </w:tc>
+      </w:tr>
+      <w:tr>
+        <w:tc>
+          <w:tcPr>
+            <w:tcW w:type="dxa" w:w="4320"/>
+          </w:tcPr>
+          <w:p>
+            <w:r/>
+            <w:r>
+              <w:rPr>
+                <w:b/>
+              </w:rPr>
+              <w:t>Fosterer</w:t>
+            </w:r>
+          </w:p>
+        </w:tc>
+        <w:tc>
+          <w:tcPr>
+            <w:tcW w:type="dxa" w:w="4320"/>
+          </w:tcPr>
+          <w:p>
+            <w:r/>
+            <w:r>
+              <w:t>Immediate in-home and outdoor search; leave scented items; call Coordinator; record circumstances</w:t>
+            </w:r>
+          </w:p>
+        </w:tc>
+      </w:tr>
+      <w:tr>
+        <w:tc>
+          <w:tcPr>
+            <w:tcW w:type="dxa" w:w="4320"/>
+          </w:tcPr>
+          <w:p>
+            <w:r/>
+            <w:r>
+              <w:rPr>
+                <w:b/>
+              </w:rPr>
+              <w:t>On-duty Foster Coordinator</w:t>
+            </w:r>
+          </w:p>
+        </w:tc>
+        <w:tc>
+          <w:tcPr>
+            <w:tcW w:type="dxa" w:w="4320"/>
+          </w:tcPr>
+          <w:p>
+            <w:r/>
+            <w:r>
+              <w:t>Authorise traps/cameras; coordinate wider search; notify microchip database, vets, rescues; update record; conduct review</w:t>
+            </w:r>
+          </w:p>
+        </w:tc>
+      </w:tr>
+      <w:tr>
+        <w:tc>
+          <w:tcPr>
+            <w:tcW w:type="dxa" w:w="4320"/>
+          </w:tcPr>
+          <w:p>
+            <w:r/>
+            <w:r>
+              <w:rPr>
+                <w:b/>
+              </w:rPr>
+              <w:t>Vet Liaison</w:t>
+            </w:r>
+          </w:p>
+        </w:tc>
+        <w:tc>
+          <w:tcPr>
+            <w:tcW w:type="dxa" w:w="4320"/>
+          </w:tcPr>
+          <w:p>
+            <w:r/>
+            <w:r>
+              <w:t>Post-recovery vet check; advise on health risks</w:t>
+            </w:r>
+          </w:p>
+        </w:tc>
+      </w:tr>
+      <w:tr>
+        <w:tc>
+          <w:tcPr>
+            <w:tcW w:type="dxa" w:w="4320"/>
+          </w:tcPr>
+          <w:p>
+            <w:r/>
+            <w:r>
+              <w:rPr>
+                <w:b/>
               </w:rPr>
               <w:t>Trustees</w:t>
             </w:r>
@@ -316,1137 +1286,150 @@
         </w:tc>
         <w:tc>
           <w:tcPr>
-            <w:tcW w:type="dxa" w:w="2268"/>
-            <w:shd w:val="clear" w:color="auto" w:fill="C2EDD6"/>
+            <w:tcW w:type="dxa" w:w="4320"/>
           </w:tcPr>
           <w:p>
-            <w:pPr>
-              <w:spacing w:before="60" w:after="60"/>
-            </w:pPr>
+            <w:r/>
             <w:r>
-              <w:rPr>
-                <w:b/>
-                <w:color w:val="037A3A"/>
-                <w:sz w:val="19"/>
-              </w:rPr>
-              <w:t>Applies To</w:t>
-            </w:r>
-          </w:p>
-        </w:tc>
-        <w:tc>
-          <w:tcPr>
-            <w:tcW w:type="dxa" w:w="2268"/>
-            <w:shd w:val="clear" w:color="auto" w:fill="FFFFFF"/>
-          </w:tcPr>
-          <w:p>
-            <w:pPr>
-              <w:spacing w:before="60" w:after="60"/>
-            </w:pPr>
-            <w:r>
-              <w:rPr>
-                <w:b w:val="0"/>
-                <w:color w:val="111827"/>
-                <w:sz w:val="19"/>
-              </w:rPr>
-              <w:t>All Volunteers &amp; Trustees</w:t>
+              <w:t>Authorise escalation, spend decisions, insurance notification if applicable</w:t>
             </w:r>
           </w:p>
         </w:tc>
       </w:tr>
     </w:tbl>
-    <w:p/>
     <w:p>
-      <w:pPr>
-        <w:shd w:val="clear" w:color="auto" w:fill="E6F8EF"/>
-        <w:spacing w:before="80" w:after="160"/>
-        <w:pBdr>
-          <w:left w:val="single" w:sz="24" w:space="12" w:color="05A44E"/>
-        </w:pBdr>
-      </w:pPr>
       <w:r>
         <w:rPr>
           <w:i/>
-          <w:color w:val="111827"/>
-          <w:sz w:val="21"/>
         </w:rPr>
-        <w:t>Forgotten Felines Cat Rescue follows a structured response to ensure the cat's safety and to support the fosterer.</w:t>
-      </w:r>
-    </w:p>
-    <w:p/>
-    <w:p>
-      <w:pPr>
-        <w:spacing w:before="0" w:after="120"/>
-      </w:pPr>
-      <w:r>
-        <w:rPr>
-          <w:sz w:val="22"/>
-        </w:rPr>
-        <w:t>Forgotten Felines Cat Rescue follows a structured response to ensure the cat's safety and to support the fosterer.</w:t>
+        <w:t>________________________________________</w:t>
       </w:r>
     </w:p>
     <w:p>
       <w:pPr>
-        <w:spacing w:before="280" w:after="120"/>
-        <w:pBdr>
-          <w:bottom w:val="single" w:sz="6" w:space="2" w:color="C2EDD6"/>
-        </w:pBdr>
+        <w:pStyle w:val="Heading2"/>
       </w:pPr>
       <w:r>
-        <w:rPr>
-          <w:b/>
-          <w:color w:val="FFFFFF"/>
-          <w:sz w:val="20"/>
-          <w:shd w:val="clear" w:color="auto" w:fill="05A44E"/>
-        </w:rPr>
-        <w:t xml:space="preserve"> 1 </w:t>
+        <w:t>8. Insurance and Liability</w:t>
       </w:r>
+    </w:p>
+    <w:p>
       <w:r>
-        <w:t xml:space="preserve">  </w:t>
+        <w:t>If an escape leads to a road traffic incident, injury to another animal or person, or property damage, the Foster Coordinator notifies a Trustee immediately and the Trustee notifies Forgotten Felines' insurance provider in line with the Financial Policy and the Insurance contact in the Roles and Responsibilities Register.</w:t>
       </w:r>
+    </w:p>
+    <w:p>
       <w:r>
         <w:rPr>
-          <w:b/>
-          <w:color w:val="037A3A"/>
-          <w:sz w:val="26"/>
+          <w:i/>
         </w:rPr>
-        <w:t>Immediate Response</w:t>
+        <w:t>________________________________________</w:t>
       </w:r>
     </w:p>
     <w:p>
       <w:pPr>
-        <w:pStyle w:val="ListNumber"/>
-        <w:spacing w:before="0" w:after="60"/>
+        <w:pStyle w:val="Heading2"/>
       </w:pPr>
       <w:r>
-        <w:rPr>
-          <w:sz w:val="22"/>
-        </w:rPr>
-        <w:t>The fosterer contacts the fosterer coordinator or Trustee immediately.</w:t>
+        <w:t>9. Related Documents</w:t>
       </w:r>
     </w:p>
     <w:p>
       <w:pPr>
-        <w:pStyle w:val="ListNumber"/>
-        <w:spacing w:before="0" w:after="60"/>
+        <w:pStyle w:val="ListBullet"/>
       </w:pPr>
       <w:r>
-        <w:rPr>
-          <w:sz w:val="22"/>
-        </w:rPr>
-        <w:t>The fosterer is advised to check the house to ensure the cat has actually escaped and is not hiding — cats can often hide in small places, under sofas, etc.</w:t>
+        <w:t>Fostering Policy</w:t>
       </w:r>
     </w:p>
     <w:p>
       <w:pPr>
-        <w:pStyle w:val="ListNumber"/>
-        <w:spacing w:before="0" w:after="60"/>
+        <w:pStyle w:val="ListBullet"/>
       </w:pPr>
       <w:r>
-        <w:rPr>
-          <w:sz w:val="22"/>
-        </w:rPr>
-        <w:t>Search the immediate area calmly and quietly.</w:t>
+        <w:t>Foster Home Assessment Checklist</w:t>
       </w:r>
     </w:p>
     <w:p>
       <w:pPr>
-        <w:pStyle w:val="ListNumber"/>
-        <w:spacing w:before="0" w:after="60"/>
+        <w:pStyle w:val="ListBullet"/>
       </w:pPr>
       <w:r>
-        <w:rPr>
-          <w:sz w:val="22"/>
-        </w:rPr>
-        <w:t>Check the area including gardens, sheds, under decking, garages, bushes, and sheltered spots.</w:t>
+        <w:t>Cat Intake and Medical Care Policy</w:t>
       </w:r>
     </w:p>
     <w:p>
       <w:pPr>
-        <w:pStyle w:val="ListNumber"/>
-        <w:spacing w:before="0" w:after="60"/>
+        <w:pStyle w:val="ListBullet"/>
       </w:pPr>
       <w:r>
-        <w:rPr>
-          <w:sz w:val="22"/>
-        </w:rPr>
-        <w:t>Leave the cat's carrier, bedding, litter tray, or familiar scent near the escape point.</w:t>
+        <w:t>Cat Transportation Policy</w:t>
       </w:r>
     </w:p>
     <w:p>
       <w:pPr>
-        <w:pStyle w:val="ListNumber"/>
-        <w:spacing w:before="0" w:after="60"/>
+        <w:pStyle w:val="ListBullet"/>
       </w:pPr>
       <w:r>
-        <w:rPr>
-          <w:sz w:val="22"/>
-        </w:rPr>
-        <w:t>Avoid chasing or calling loudly, which can push a frightened cat further away.</w:t>
+        <w:t>Social Media Policy</w:t>
       </w:r>
     </w:p>
     <w:p>
       <w:pPr>
-        <w:pStyle w:val="ListNumber"/>
-        <w:spacing w:before="0" w:after="60"/>
+        <w:pStyle w:val="ListBullet"/>
       </w:pPr>
       <w:r>
-        <w:rPr>
-          <w:sz w:val="22"/>
-        </w:rPr>
-        <w:t>If appropriate, set a humane trap and set up trail cameras.</w:t>
+        <w:t>Named Veterinary Practices Register</w:t>
       </w:r>
     </w:p>
     <w:p>
       <w:pPr>
-        <w:spacing w:before="80" w:after="80"/>
-        <w:pBdr>
-          <w:bottom w:val="single" w:sz="6" w:space="1" w:color="C2EDD6"/>
-        </w:pBdr>
-      </w:pPr>
-    </w:p>
-    <w:p>
-      <w:pPr>
-        <w:spacing w:before="280" w:after="120"/>
-        <w:pBdr>
-          <w:bottom w:val="single" w:sz="6" w:space="2" w:color="C2EDD6"/>
-        </w:pBdr>
+        <w:pStyle w:val="ListBullet"/>
       </w:pPr>
       <w:r>
-        <w:rPr>
-          <w:b/>
-          <w:color w:val="FFFFFF"/>
-          <w:sz w:val="20"/>
-          <w:shd w:val="clear" w:color="auto" w:fill="05A44E"/>
-        </w:rPr>
-        <w:t xml:space="preserve"> 2 </w:t>
-      </w:r>
-      <w:r>
-        <w:t xml:space="preserve">  </w:t>
-      </w:r>
-      <w:r>
-        <w:rPr>
-          <w:b/>
-          <w:color w:val="037A3A"/>
-          <w:sz w:val="26"/>
-        </w:rPr>
-        <w:t>Wider Search</w:t>
+        <w:t>Forgotten Felines Emergency Plan</w:t>
       </w:r>
     </w:p>
     <w:p>
       <w:pPr>
-        <w:pStyle w:val="ListNumber"/>
-        <w:spacing w:before="0" w:after="60"/>
+        <w:pStyle w:val="ListBullet"/>
       </w:pPr>
       <w:r>
-        <w:rPr>
-          <w:sz w:val="22"/>
-        </w:rPr>
-        <w:t>Check that microchip records are up to date and notify the microchip company that the cat is missing.</w:t>
+        <w:t>Roles and Responsibilities Register</w:t>
       </w:r>
     </w:p>
     <w:p>
       <w:pPr>
-        <w:pStyle w:val="ListNumber"/>
-        <w:spacing w:before="0" w:after="60"/>
+        <w:pStyle w:val="ListBullet"/>
       </w:pPr>
       <w:r>
-        <w:rPr>
-          <w:sz w:val="22"/>
-        </w:rPr>
-        <w:t>If the cat is missing for more than a short period: notify local vets, local rescues, and lost-and-found networks; post on Facebook and other social media sites.</w:t>
+        <w:t>Financial Policy</w:t>
       </w:r>
     </w:p>
     <w:p>
-      <w:pPr>
-        <w:spacing w:before="80" w:after="80"/>
-        <w:pBdr>
-          <w:bottom w:val="single" w:sz="6" w:space="1" w:color="C2EDD6"/>
-        </w:pBdr>
-      </w:pPr>
-    </w:p>
-    <w:p>
-      <w:pPr>
-        <w:spacing w:before="280" w:after="120"/>
-        <w:pBdr>
-          <w:bottom w:val="single" w:sz="6" w:space="2" w:color="C2EDD6"/>
-        </w:pBdr>
-      </w:pPr>
       <w:r>
         <w:rPr>
-          <w:b/>
-          <w:color w:val="FFFFFF"/>
-          <w:sz w:val="20"/>
-          <w:shd w:val="clear" w:color="auto" w:fill="05A44E"/>
+          <w:i/>
         </w:rPr>
-        <w:t xml:space="preserve"> 3 </w:t>
-      </w:r>
-      <w:r>
-        <w:t xml:space="preserve">  </w:t>
-      </w:r>
-      <w:r>
-        <w:rPr>
-          <w:b/>
-          <w:color w:val="037A3A"/>
-          <w:sz w:val="26"/>
-        </w:rPr>
-        <w:t>Recording &amp; Review</w:t>
+        <w:t>________________________________________</w:t>
       </w:r>
     </w:p>
     <w:p>
-      <w:pPr>
-        <w:pStyle w:val="ListNumber"/>
-        <w:spacing w:before="0" w:after="60"/>
-      </w:pPr>
       <w:r>
         <w:rPr>
-          <w:sz w:val="22"/>
+          <w:i/>
         </w:rPr>
-        <w:t>The incident is recorded in the cat's file.</w:t>
+        <w:t>This policy is reviewed at least annually, or sooner if ADCH standards, legislation, or operational practice changes.</w:t>
       </w:r>
     </w:p>
-    <w:p>
-      <w:pPr>
-        <w:pStyle w:val="ListNumber"/>
-        <w:spacing w:before="0" w:after="60"/>
-      </w:pPr>
-      <w:r>
-        <w:rPr>
-          <w:sz w:val="22"/>
-        </w:rPr>
-        <w:t>The fosterer is offered guidance and emotional support.</w:t>
-      </w:r>
-    </w:p>
-    <w:p>
-      <w:pPr>
-        <w:pStyle w:val="ListNumber"/>
-        <w:spacing w:before="0" w:after="60"/>
-      </w:pPr>
-      <w:r>
-        <w:rPr>
-          <w:sz w:val="22"/>
-        </w:rPr>
-        <w:t>Once the cat is found, update records and review the circumstances to prevent future escapes.</w:t>
-      </w:r>
-    </w:p>
-    <w:p>
-      <w:pPr>
-        <w:pStyle w:val="ListNumber"/>
-        <w:spacing w:before="0" w:after="60"/>
-      </w:pPr>
-      <w:r>
-        <w:rPr>
-          <w:sz w:val="22"/>
-        </w:rPr>
-        <w:t>Review the foster environment; offer advice on safe room setup and double-door systems.</w:t>
-      </w:r>
-    </w:p>
-    <w:p>
-      <w:pPr>
-        <w:spacing w:before="0" w:after="120"/>
-      </w:pPr>
-      <w:r>
-        <w:rPr>
-          <w:sz w:val="22"/>
-        </w:rPr>
-        <w:t>The aim is always to learn and improve safety, not to blame the volunteer.</w:t>
-      </w:r>
-    </w:p>
-    <w:p>
-      <w:pPr>
-        <w:spacing w:before="80" w:after="80"/>
-        <w:pBdr>
-          <w:bottom w:val="single" w:sz="6" w:space="1" w:color="C2EDD6"/>
-        </w:pBdr>
-      </w:pPr>
-    </w:p>
-    <w:p>
-      <w:pPr>
-        <w:spacing w:before="80" w:after="80"/>
-        <w:pBdr>
-          <w:bottom w:val="single" w:sz="6" w:space="1" w:color="C2EDD6"/>
-        </w:pBdr>
-      </w:pPr>
-    </w:p>
-    <w:p>
-      <w:pPr>
-        <w:spacing w:before="280" w:after="120"/>
-        <w:pBdr>
-          <w:bottom w:val="single" w:sz="6" w:space="2" w:color="C2EDD6"/>
-        </w:pBdr>
-      </w:pPr>
-      <w:r>
-        <w:rPr>
-          <w:b/>
-          <w:color w:val="FFFFFF"/>
-          <w:sz w:val="20"/>
-          <w:shd w:val="clear" w:color="auto" w:fill="05A44E"/>
-        </w:rPr>
-        <w:t xml:space="preserve"> 4 </w:t>
-      </w:r>
-      <w:r>
-        <w:t xml:space="preserve">  </w:t>
-      </w:r>
-      <w:r>
-        <w:rPr>
-          <w:b/>
-          <w:color w:val="037A3A"/>
-          <w:sz w:val="26"/>
-        </w:rPr>
-        <w:t>Review &amp; Approval</w:t>
-      </w:r>
-    </w:p>
-    <w:tbl>
-      <w:tblPr>
-        <w:tblStyle w:val="TableGrid"/>
-        <w:tblW w:type="auto" w:w="0"/>
-        <w:tblLook w:firstColumn="1" w:firstRow="1" w:lastColumn="0" w:lastRow="0" w:noHBand="0" w:noVBand="1" w:val="04A0"/>
-      </w:tblPr>
-      <w:tblGrid>
-        <w:gridCol w:w="2268"/>
-        <w:gridCol w:w="2268"/>
-        <w:gridCol w:w="2268"/>
-        <w:gridCol w:w="2268"/>
-      </w:tblGrid>
-      <w:tr>
-        <w:tc>
-          <w:tcPr>
-            <w:tcW w:type="dxa" w:w="2268"/>
-            <w:shd w:val="clear" w:color="auto" w:fill="05A44E"/>
-          </w:tcPr>
-          <w:p>
-            <w:pPr>
-              <w:spacing w:before="80" w:after="80"/>
-            </w:pPr>
-            <w:r>
-              <w:rPr>
-                <w:b/>
-                <w:color w:val="FFFFFF"/>
-                <w:sz w:val="19"/>
-              </w:rPr>
-              <w:t>Name</w:t>
-            </w:r>
-          </w:p>
-        </w:tc>
-        <w:tc>
-          <w:tcPr>
-            <w:tcW w:type="dxa" w:w="2268"/>
-            <w:shd w:val="clear" w:color="auto" w:fill="05A44E"/>
-          </w:tcPr>
-          <w:p>
-            <w:pPr>
-              <w:spacing w:before="80" w:after="80"/>
-            </w:pPr>
-            <w:r>
-              <w:rPr>
-                <w:b/>
-                <w:color w:val="FFFFFF"/>
-                <w:sz w:val="19"/>
-              </w:rPr>
-              <w:t>Role</w:t>
-            </w:r>
-          </w:p>
-        </w:tc>
-        <w:tc>
-          <w:tcPr>
-            <w:tcW w:type="dxa" w:w="2268"/>
-            <w:shd w:val="clear" w:color="auto" w:fill="05A44E"/>
-          </w:tcPr>
-          <w:p>
-            <w:pPr>
-              <w:spacing w:before="80" w:after="80"/>
-            </w:pPr>
-            <w:r>
-              <w:rPr>
-                <w:b/>
-                <w:color w:val="FFFFFF"/>
-                <w:sz w:val="19"/>
-              </w:rPr>
-              <w:t>Signature</w:t>
-            </w:r>
-          </w:p>
-        </w:tc>
-        <w:tc>
-          <w:tcPr>
-            <w:tcW w:type="dxa" w:w="2268"/>
-            <w:shd w:val="clear" w:color="auto" w:fill="05A44E"/>
-          </w:tcPr>
-          <w:p>
-            <w:pPr>
-              <w:spacing w:before="80" w:after="80"/>
-            </w:pPr>
-            <w:r>
-              <w:rPr>
-                <w:b/>
-                <w:color w:val="FFFFFF"/>
-                <w:sz w:val="19"/>
-              </w:rPr>
-              <w:t>Date</w:t>
-            </w:r>
-          </w:p>
-        </w:tc>
-      </w:tr>
-      <w:tr>
-        <w:tc>
-          <w:tcPr>
-            <w:tcW w:type="dxa" w:w="2268"/>
-            <w:shd w:val="clear" w:color="auto" w:fill="FFFFFF"/>
-          </w:tcPr>
-          <w:p>
-            <w:pPr>
-              <w:spacing w:before="320" w:after="320"/>
-            </w:pPr>
-            <w:r>
-              <w:rPr>
-                <w:sz w:val="20"/>
-              </w:rPr>
-              <w:t>Bev Hibbert</w:t>
-            </w:r>
-          </w:p>
-        </w:tc>
-        <w:tc>
-          <w:tcPr>
-            <w:tcW w:type="dxa" w:w="2268"/>
-            <w:shd w:val="clear" w:color="auto" w:fill="FFFFFF"/>
-          </w:tcPr>
-          <w:p>
-            <w:pPr>
-              <w:spacing w:before="320" w:after="320"/>
-            </w:pPr>
-            <w:r>
-              <w:rPr>
-                <w:sz w:val="20"/>
-              </w:rPr>
-              <w:t>Founder</w:t>
-            </w:r>
-          </w:p>
-        </w:tc>
-        <w:tc>
-          <w:tcPr>
-            <w:tcW w:type="dxa" w:w="2268"/>
-            <w:shd w:val="clear" w:color="auto" w:fill="FFFFFF"/>
-          </w:tcPr>
-          <w:p>
-            <w:pPr>
-              <w:spacing w:before="320" w:after="320"/>
-            </w:pPr>
-            <w:r>
-              <w:rPr>
-                <w:sz w:val="20"/>
-              </w:rPr>
-            </w:r>
-          </w:p>
-        </w:tc>
-        <w:tc>
-          <w:tcPr>
-            <w:tcW w:type="dxa" w:w="2268"/>
-            <w:shd w:val="clear" w:color="auto" w:fill="FFFFFF"/>
-          </w:tcPr>
-          <w:p>
-            <w:pPr>
-              <w:spacing w:before="320" w:after="320"/>
-            </w:pPr>
-            <w:r>
-              <w:rPr>
-                <w:sz w:val="20"/>
-              </w:rPr>
-            </w:r>
-          </w:p>
-        </w:tc>
-      </w:tr>
-      <w:tr>
-        <w:tc>
-          <w:tcPr>
-            <w:tcW w:type="dxa" w:w="2268"/>
-            <w:shd w:val="clear" w:color="auto" w:fill="F9FAFB"/>
-          </w:tcPr>
-          <w:p>
-            <w:pPr>
-              <w:spacing w:before="320" w:after="320"/>
-            </w:pPr>
-            <w:r>
-              <w:rPr>
-                <w:sz w:val="20"/>
-              </w:rPr>
-            </w:r>
-          </w:p>
-        </w:tc>
-        <w:tc>
-          <w:tcPr>
-            <w:tcW w:type="dxa" w:w="2268"/>
-            <w:shd w:val="clear" w:color="auto" w:fill="F9FAFB"/>
-          </w:tcPr>
-          <w:p>
-            <w:pPr>
-              <w:spacing w:before="320" w:after="320"/>
-            </w:pPr>
-            <w:r>
-              <w:rPr>
-                <w:sz w:val="20"/>
-              </w:rPr>
-              <w:t>Trustee</w:t>
-            </w:r>
-          </w:p>
-        </w:tc>
-        <w:tc>
-          <w:tcPr>
-            <w:tcW w:type="dxa" w:w="2268"/>
-            <w:shd w:val="clear" w:color="auto" w:fill="F9FAFB"/>
-          </w:tcPr>
-          <w:p>
-            <w:pPr>
-              <w:spacing w:before="320" w:after="320"/>
-            </w:pPr>
-            <w:r>
-              <w:rPr>
-                <w:sz w:val="20"/>
-              </w:rPr>
-            </w:r>
-          </w:p>
-        </w:tc>
-        <w:tc>
-          <w:tcPr>
-            <w:tcW w:type="dxa" w:w="2268"/>
-            <w:shd w:val="clear" w:color="auto" w:fill="F9FAFB"/>
-          </w:tcPr>
-          <w:p>
-            <w:pPr>
-              <w:spacing w:before="320" w:after="320"/>
-            </w:pPr>
-            <w:r>
-              <w:rPr>
-                <w:sz w:val="20"/>
-              </w:rPr>
-            </w:r>
-          </w:p>
-        </w:tc>
-      </w:tr>
-      <w:tr>
-        <w:tc>
-          <w:tcPr>
-            <w:tcW w:type="dxa" w:w="2268"/>
-            <w:shd w:val="clear" w:color="auto" w:fill="FFFFFF"/>
-          </w:tcPr>
-          <w:p>
-            <w:pPr>
-              <w:spacing w:before="320" w:after="320"/>
-            </w:pPr>
-            <w:r>
-              <w:rPr>
-                <w:sz w:val="20"/>
-              </w:rPr>
-            </w:r>
-          </w:p>
-        </w:tc>
-        <w:tc>
-          <w:tcPr>
-            <w:tcW w:type="dxa" w:w="2268"/>
-            <w:shd w:val="clear" w:color="auto" w:fill="FFFFFF"/>
-          </w:tcPr>
-          <w:p>
-            <w:pPr>
-              <w:spacing w:before="320" w:after="320"/>
-            </w:pPr>
-            <w:r>
-              <w:rPr>
-                <w:sz w:val="20"/>
-              </w:rPr>
-              <w:t>Trustee</w:t>
-            </w:r>
-          </w:p>
-        </w:tc>
-        <w:tc>
-          <w:tcPr>
-            <w:tcW w:type="dxa" w:w="2268"/>
-            <w:shd w:val="clear" w:color="auto" w:fill="FFFFFF"/>
-          </w:tcPr>
-          <w:p>
-            <w:pPr>
-              <w:spacing w:before="320" w:after="320"/>
-            </w:pPr>
-            <w:r>
-              <w:rPr>
-                <w:sz w:val="20"/>
-              </w:rPr>
-            </w:r>
-          </w:p>
-        </w:tc>
-        <w:tc>
-          <w:tcPr>
-            <w:tcW w:type="dxa" w:w="2268"/>
-            <w:shd w:val="clear" w:color="auto" w:fill="FFFFFF"/>
-          </w:tcPr>
-          <w:p>
-            <w:pPr>
-              <w:spacing w:before="320" w:after="320"/>
-            </w:pPr>
-            <w:r>
-              <w:rPr>
-                <w:sz w:val="20"/>
-              </w:rPr>
-            </w:r>
-          </w:p>
-        </w:tc>
-      </w:tr>
-    </w:tbl>
-    <w:p/>
-    <w:p>
-      <w:pPr>
-        <w:spacing w:before="280" w:after="120"/>
-        <w:pBdr>
-          <w:bottom w:val="single" w:sz="6" w:space="2" w:color="C2EDD6"/>
-        </w:pBdr>
-      </w:pPr>
-      <w:r>
-        <w:rPr>
-          <w:b/>
-          <w:color w:val="FFFFFF"/>
-          <w:sz w:val="20"/>
-          <w:shd w:val="clear" w:color="auto" w:fill="05A44E"/>
-        </w:rPr>
-        <w:t xml:space="preserve"> 5 </w:t>
-      </w:r>
-      <w:r>
-        <w:t xml:space="preserve">  </w:t>
-      </w:r>
-      <w:r>
-        <w:rPr>
-          <w:b/>
-          <w:color w:val="037A3A"/>
-          <w:sz w:val="26"/>
-        </w:rPr>
-        <w:t>Version History</w:t>
-      </w:r>
-    </w:p>
-    <w:tbl>
-      <w:tblPr>
-        <w:tblStyle w:val="TableGrid"/>
-        <w:tblW w:type="auto" w:w="0"/>
-        <w:tblLook w:firstColumn="1" w:firstRow="1" w:lastColumn="0" w:lastRow="0" w:noHBand="0" w:noVBand="1" w:val="04A0"/>
-      </w:tblPr>
-      <w:tblGrid>
-        <w:gridCol w:w="2268"/>
-        <w:gridCol w:w="2268"/>
-        <w:gridCol w:w="2268"/>
-        <w:gridCol w:w="2268"/>
-      </w:tblGrid>
-      <w:tr>
-        <w:tc>
-          <w:tcPr>
-            <w:tcW w:type="dxa" w:w="2268"/>
-            <w:shd w:val="clear" w:color="auto" w:fill="111827"/>
-          </w:tcPr>
-          <w:p>
-            <w:pPr>
-              <w:spacing w:before="80" w:after="80"/>
-            </w:pPr>
-            <w:r>
-              <w:rPr>
-                <w:b/>
-                <w:color w:val="FFFFFF"/>
-                <w:sz w:val="19"/>
-              </w:rPr>
-              <w:t>Version</w:t>
-            </w:r>
-          </w:p>
-        </w:tc>
-        <w:tc>
-          <w:tcPr>
-            <w:tcW w:type="dxa" w:w="2268"/>
-            <w:shd w:val="clear" w:color="auto" w:fill="111827"/>
-          </w:tcPr>
-          <w:p>
-            <w:pPr>
-              <w:spacing w:before="80" w:after="80"/>
-            </w:pPr>
-            <w:r>
-              <w:rPr>
-                <w:b/>
-                <w:color w:val="FFFFFF"/>
-                <w:sz w:val="19"/>
-              </w:rPr>
-              <w:t>Date</w:t>
-            </w:r>
-          </w:p>
-        </w:tc>
-        <w:tc>
-          <w:tcPr>
-            <w:tcW w:type="dxa" w:w="2268"/>
-            <w:shd w:val="clear" w:color="auto" w:fill="111827"/>
-          </w:tcPr>
-          <w:p>
-            <w:pPr>
-              <w:spacing w:before="80" w:after="80"/>
-            </w:pPr>
-            <w:r>
-              <w:rPr>
-                <w:b/>
-                <w:color w:val="FFFFFF"/>
-                <w:sz w:val="19"/>
-              </w:rPr>
-              <w:t>Author</w:t>
-            </w:r>
-          </w:p>
-        </w:tc>
-        <w:tc>
-          <w:tcPr>
-            <w:tcW w:type="dxa" w:w="2268"/>
-            <w:shd w:val="clear" w:color="auto" w:fill="111827"/>
-          </w:tcPr>
-          <w:p>
-            <w:pPr>
-              <w:spacing w:before="80" w:after="80"/>
-            </w:pPr>
-            <w:r>
-              <w:rPr>
-                <w:b/>
-                <w:color w:val="FFFFFF"/>
-                <w:sz w:val="19"/>
-              </w:rPr>
-              <w:t>Changes</w:t>
-            </w:r>
-          </w:p>
-        </w:tc>
-      </w:tr>
-      <w:tr>
-        <w:tc>
-          <w:tcPr>
-            <w:tcW w:type="dxa" w:w="2268"/>
-            <w:shd w:val="clear" w:color="auto" w:fill="FFFFFF"/>
-          </w:tcPr>
-          <w:p>
-            <w:pPr>
-              <w:spacing w:before="60" w:after="60"/>
-            </w:pPr>
-            <w:r>
-              <w:rPr>
-                <w:sz w:val="20"/>
-              </w:rPr>
-              <w:t>1.0</w:t>
-            </w:r>
-          </w:p>
-        </w:tc>
-        <w:tc>
-          <w:tcPr>
-            <w:tcW w:type="dxa" w:w="2268"/>
-            <w:shd w:val="clear" w:color="auto" w:fill="FFFFFF"/>
-          </w:tcPr>
-          <w:p>
-            <w:pPr>
-              <w:spacing w:before="60" w:after="60"/>
-            </w:pPr>
-            <w:r>
-              <w:rPr>
-                <w:sz w:val="20"/>
-              </w:rPr>
-              <w:t>[DD Month YYYY]</w:t>
-            </w:r>
-          </w:p>
-        </w:tc>
-        <w:tc>
-          <w:tcPr>
-            <w:tcW w:type="dxa" w:w="2268"/>
-            <w:shd w:val="clear" w:color="auto" w:fill="FFFFFF"/>
-          </w:tcPr>
-          <w:p>
-            <w:pPr>
-              <w:spacing w:before="60" w:after="60"/>
-            </w:pPr>
-            <w:r>
-              <w:rPr>
-                <w:sz w:val="20"/>
-              </w:rPr>
-              <w:t>Trustees</w:t>
-            </w:r>
-          </w:p>
-        </w:tc>
-        <w:tc>
-          <w:tcPr>
-            <w:tcW w:type="dxa" w:w="2268"/>
-            <w:shd w:val="clear" w:color="auto" w:fill="FFFFFF"/>
-          </w:tcPr>
-          <w:p>
-            <w:pPr>
-              <w:spacing w:before="60" w:after="60"/>
-            </w:pPr>
-            <w:r>
-              <w:rPr>
-                <w:sz w:val="20"/>
-              </w:rPr>
-              <w:t>Initial version</w:t>
-            </w:r>
-          </w:p>
-        </w:tc>
-      </w:tr>
-      <w:tr>
-        <w:tc>
-          <w:tcPr>
-            <w:tcW w:type="dxa" w:w="2268"/>
-            <w:shd w:val="clear" w:color="auto" w:fill="F9FAFB"/>
-          </w:tcPr>
-          <w:p>
-            <w:pPr>
-              <w:spacing w:before="60" w:after="60"/>
-            </w:pPr>
-            <w:r>
-              <w:rPr>
-                <w:sz w:val="20"/>
-              </w:rPr>
-            </w:r>
-          </w:p>
-        </w:tc>
-        <w:tc>
-          <w:tcPr>
-            <w:tcW w:type="dxa" w:w="2268"/>
-            <w:shd w:val="clear" w:color="auto" w:fill="F9FAFB"/>
-          </w:tcPr>
-          <w:p>
-            <w:pPr>
-              <w:spacing w:before="60" w:after="60"/>
-            </w:pPr>
-            <w:r>
-              <w:rPr>
-                <w:sz w:val="20"/>
-              </w:rPr>
-            </w:r>
-          </w:p>
-        </w:tc>
-        <w:tc>
-          <w:tcPr>
-            <w:tcW w:type="dxa" w:w="2268"/>
-            <w:shd w:val="clear" w:color="auto" w:fill="F9FAFB"/>
-          </w:tcPr>
-          <w:p>
-            <w:pPr>
-              <w:spacing w:before="60" w:after="60"/>
-            </w:pPr>
-            <w:r>
-              <w:rPr>
-                <w:sz w:val="20"/>
-              </w:rPr>
-            </w:r>
-          </w:p>
-        </w:tc>
-        <w:tc>
-          <w:tcPr>
-            <w:tcW w:type="dxa" w:w="2268"/>
-            <w:shd w:val="clear" w:color="auto" w:fill="F9FAFB"/>
-          </w:tcPr>
-          <w:p>
-            <w:pPr>
-              <w:spacing w:before="60" w:after="60"/>
-            </w:pPr>
-            <w:r>
-              <w:rPr>
-                <w:sz w:val="20"/>
-              </w:rPr>
-            </w:r>
-          </w:p>
-        </w:tc>
-      </w:tr>
-    </w:tbl>
     <w:sectPr>
-      <w:headerReference w:type="default" r:id="rId9"/>
-      <w:footerReference w:type="default" r:id="rId10"/>
-      <w:pgSz w:w="11906" w:h="16838"/>
-      <w:pgMar w:top="1247" w:right="1417" w:bottom="1134" w:left="1417" w:header="720" w:footer="720" w:gutter="0"/>
+      <w:pgSz w:w="12240" w:h="15840"/>
+      <w:pgMar w:top="1440" w:right="1800" w:bottom="1440" w:left="1800" w:header="720" w:footer="720" w:gutter="0"/>
       <w:cols w:space="720"/>
       <w:docGrid w:linePitch="360"/>
     </w:sectPr>
   </w:body>
 </w:document>
-</file>
-
-<file path=word/footer1.xml><?xml version="1.0" encoding="utf-8"?>
-<w:ftr xmlns:m="http://schemas.openxmlformats.org/officeDocument/2006/math" xmlns:mc="http://schemas.openxmlformats.org/markup-compatibility/2006" xmlns:mo="http://schemas.microsoft.com/office/mac/office/2008/main" xmlns:mv="urn:schemas-microsoft-com:mac:vml" xmlns:o="urn:schemas-microsoft-com:office:office" xmlns:r="http://schemas.openxmlformats.org/officeDocument/2006/relationships" xmlns:v="urn:schemas-microsoft-com:vml" xmlns:w10="urn:schemas-microsoft-com:office:word" xmlns:w14="http://schemas.microsoft.com/office/word/2010/wordml" xmlns:w="http://schemas.openxmlformats.org/wordprocessingml/2006/main" xmlns:wne="http://schemas.microsoft.com/office/word/2006/wordml" xmlns:wp14="http://schemas.microsoft.com/office/word/2010/wordprocessingDrawing" xmlns:wp="http://schemas.openxmlformats.org/drawingml/2006/wordprocessingDrawing" xmlns:wpc="http://schemas.microsoft.com/office/word/2010/wordprocessingCanvas" xmlns:wpg="http://schemas.microsoft.com/office/word/2010/wordprocessingGroup" xmlns:wpi="http://schemas.microsoft.com/office/word/2010/wordprocessingInk" xmlns:wps="http://schemas.microsoft.com/office/word/2010/wordprocessingShape" mc:Ignorable="w14 wp14">
-  <w:p>
-    <w:pPr>
-      <w:pStyle w:val="Footer"/>
-    </w:pPr>
-  </w:p>
-  <w:tbl>
-    <w:tblPr>
-      <w:tblW w:type="auto" w:w="0"/>
-      <w:jc w:val="left"/>
-      <w:tblLook w:firstColumn="1" w:firstRow="1" w:lastColumn="0" w:lastRow="0" w:noHBand="0" w:noVBand="1" w:val="04A0"/>
-      <w:tblBorders>
-        <w:top w:val="none"/>
-        <w:left w:val="none"/>
-        <w:bottom w:val="none"/>
-        <w:right w:val="none"/>
-        <w:insideH w:val="none"/>
-        <w:insideV w:val="none"/>
-      </w:tblBorders>
-    </w:tblPr>
-    <w:tblGrid>
-      <w:gridCol w:w="4535"/>
-      <w:gridCol w:w="4535"/>
-    </w:tblGrid>
-    <w:tr>
-      <w:tc>
-        <w:tcPr>
-          <w:tcW w:type="dxa" w:w="5669"/>
-          <w:shd w:val="clear" w:color="auto" w:fill="111827"/>
-        </w:tcPr>
-        <w:p>
-          <w:pPr>
-            <w:spacing w:before="80" w:after="80"/>
-          </w:pPr>
-          <w:r>
-            <w:rPr>
-              <w:color w:val="FFFFFF"/>
-              <w:sz w:val="16"/>
-            </w:rPr>
-            <w:t>Forgotten Felines Cat Rescue — Charity No. 1181190</w:t>
-          </w:r>
-        </w:p>
-      </w:tc>
-      <w:tc>
-        <w:tcPr>
-          <w:tcW w:type="dxa" w:w="3402"/>
-          <w:shd w:val="clear" w:color="auto" w:fill="111827"/>
-        </w:tcPr>
-        <w:p>
-          <w:pPr>
-            <w:spacing w:before="80" w:after="80"/>
-            <w:jc w:val="right"/>
-          </w:pPr>
-          <w:r>
-            <w:rPr>
-              <w:color w:val="FFFFFF"/>
-              <w:sz w:val="16"/>
-            </w:rPr>
-            <w:t>Escape of a Cat Policy  |  v1.0</w:t>
-          </w:r>
-        </w:p>
-      </w:tc>
-    </w:tr>
-  </w:tbl>
-</w:ftr>
-</file>
-
-<file path=word/header1.xml><?xml version="1.0" encoding="utf-8"?>
-<w:hdr xmlns:m="http://schemas.openxmlformats.org/officeDocument/2006/math" xmlns:mc="http://schemas.openxmlformats.org/markup-compatibility/2006" xmlns:mo="http://schemas.microsoft.com/office/mac/office/2008/main" xmlns:mv="urn:schemas-microsoft-com:mac:vml" xmlns:o="urn:schemas-microsoft-com:office:office" xmlns:r="http://schemas.openxmlformats.org/officeDocument/2006/relationships" xmlns:v="urn:schemas-microsoft-com:vml" xmlns:w10="urn:schemas-microsoft-com:office:word" xmlns:w14="http://schemas.microsoft.com/office/word/2010/wordml" xmlns:w="http://schemas.openxmlformats.org/wordprocessingml/2006/main" xmlns:wne="http://schemas.microsoft.com/office/word/2006/wordml" xmlns:wp14="http://schemas.microsoft.com/office/word/2010/wordprocessingDrawing" xmlns:wp="http://schemas.openxmlformats.org/drawingml/2006/wordprocessingDrawing" xmlns:wpc="http://schemas.microsoft.com/office/word/2010/wordprocessingCanvas" xmlns:wpg="http://schemas.microsoft.com/office/word/2010/wordprocessingGroup" xmlns:wpi="http://schemas.microsoft.com/office/word/2010/wordprocessingInk" xmlns:wps="http://schemas.microsoft.com/office/word/2010/wordprocessingShape" mc:Ignorable="w14 wp14">
-  <w:p>
-    <w:pPr>
-      <w:pStyle w:val="Header"/>
-    </w:pPr>
-  </w:p>
-  <w:tbl>
-    <w:tblPr>
-      <w:tblW w:type="auto" w:w="0"/>
-      <w:jc w:val="left"/>
-      <w:tblLook w:firstColumn="1" w:firstRow="1" w:lastColumn="0" w:lastRow="0" w:noHBand="0" w:noVBand="1" w:val="04A0"/>
-      <w:tblBorders>
-        <w:top w:val="none"/>
-        <w:left w:val="none"/>
-        <w:bottom w:val="none"/>
-        <w:right w:val="none"/>
-        <w:insideH w:val="none"/>
-        <w:insideV w:val="none"/>
-      </w:tblBorders>
-    </w:tblPr>
-    <w:tblGrid>
-      <w:gridCol w:w="4535"/>
-      <w:gridCol w:w="4535"/>
-    </w:tblGrid>
-    <w:tr>
-      <w:tc>
-        <w:tcPr>
-          <w:tcW w:type="dxa" w:w="4535"/>
-        </w:tcPr>
-        <w:p>
-          <w:r>
-            <w:drawing>
-              <wp:inline xmlns:a="http://schemas.openxmlformats.org/drawingml/2006/main" xmlns:pic="http://schemas.openxmlformats.org/drawingml/2006/picture">
-                <wp:extent cx="1208869" cy="576000"/>
-                <wp:docPr id="1" name="Picture 1"/>
-                <wp:cNvGraphicFramePr>
-                  <a:graphicFrameLocks noChangeAspect="1"/>
-                </wp:cNvGraphicFramePr>
-                <a:graphic>
-                  <a:graphicData uri="http://schemas.openxmlformats.org/drawingml/2006/picture">
-                    <pic:pic>
-                      <pic:nvPicPr>
-                        <pic:cNvPr id="0" name="logo.png"/>
-                        <pic:cNvPicPr/>
-                      </pic:nvPicPr>
-                      <pic:blipFill>
-                        <a:blip r:embed="rId1"/>
-                        <a:stretch>
-                          <a:fillRect/>
-                        </a:stretch>
-                      </pic:blipFill>
-                      <pic:spPr>
-                        <a:xfrm>
-                          <a:off x="0" y="0"/>
-                          <a:ext cx="1208869" cy="576000"/>
-                        </a:xfrm>
-                        <a:prstGeom prst="rect"/>
-                      </pic:spPr>
-                    </pic:pic>
-                  </a:graphicData>
-                </a:graphic>
-              </wp:inline>
-            </w:drawing>
-          </w:r>
-        </w:p>
-      </w:tc>
-      <w:tc>
-        <w:tcPr>
-          <w:tcW w:type="dxa" w:w="4535"/>
-        </w:tcPr>
-        <w:p>
-          <w:pPr>
-            <w:spacing w:before="0" w:after="20"/>
-            <w:jc w:val="right"/>
-          </w:pPr>
-          <w:r>
-            <w:rPr>
-              <w:b/>
-              <w:color w:val="111827"/>
-              <w:sz w:val="17"/>
-            </w:rPr>
-            <w:t>Forgotten Felines Cat Rescue</w:t>
-          </w:r>
-        </w:p>
-        <w:p>
-          <w:pPr>
-            <w:spacing w:before="0" w:after="20"/>
-            <w:jc w:val="right"/>
-          </w:pPr>
-          <w:r>
-            <w:rPr>
-              <w:color w:val="111827"/>
-              <w:sz w:val="17"/>
-            </w:rPr>
-            <w:t>Registered Charity No. 1181190</w:t>
-          </w:r>
-        </w:p>
-        <w:p>
-          <w:pPr>
-            <w:spacing w:before="0" w:after="20"/>
-            <w:jc w:val="right"/>
-          </w:pPr>
-          <w:r>
-            <w:rPr>
-              <w:color w:val="111827"/>
-              <w:sz w:val="17"/>
-            </w:rPr>
-            <w:t>forgottenfelineswales.org</w:t>
-          </w:r>
-        </w:p>
-      </w:tc>
-    </w:tr>
-  </w:tbl>
-  <w:p>
-    <w:pPr>
-      <w:spacing w:before="80" w:after="0"/>
-      <w:pBdr>
-        <w:bottom w:val="single" w:sz="18" w:space="1" w:color="05A44E"/>
-      </w:pBdr>
-    </w:pPr>
-  </w:p>
-</w:hdr>
 </file>
 
 <file path=word/numbering.xml><?xml version="1.0" encoding="utf-8"?>
@@ -1814,7 +1797,6 @@
     <w:rsid w:val="00FC693F"/>
     <w:rPr>
       <w:rFonts w:ascii="Calibri" w:hAnsi="Calibri"/>
-      <w:color w:val="111827"/>
       <w:sz w:val="22"/>
     </w:rPr>
   </w:style>

--- a/docs/forgotten-felines/published-policies/escape-of-a-cat-policy.docx
+++ b/docs/forgotten-felines/published-policies/escape-of-a-cat-policy.docx
@@ -171,14 +171,14 @@
         <w:tblLook w:firstColumn="1" w:firstRow="1" w:lastColumn="0" w:lastRow="0" w:noHBand="0" w:noVBand="1" w:val="04A0"/>
       </w:tblPr>
       <w:tblGrid>
-        <w:gridCol w:w="2880"/>
-        <w:gridCol w:w="2880"/>
-        <w:gridCol w:w="2880"/>
+        <w:gridCol w:w="3024"/>
+        <w:gridCol w:w="3024"/>
+        <w:gridCol w:w="3024"/>
       </w:tblGrid>
       <w:tr>
         <w:tc>
           <w:tcPr>
-            <w:tcW w:type="dxa" w:w="2880"/>
+            <w:tcW w:type="dxa" w:w="3024"/>
           </w:tcPr>
           <w:p>
             <w:r>
@@ -196,7 +196,7 @@
         </w:tc>
         <w:tc>
           <w:tcPr>
-            <w:tcW w:type="dxa" w:w="2880"/>
+            <w:tcW w:type="dxa" w:w="3024"/>
           </w:tcPr>
           <w:p>
             <w:r>
@@ -214,7 +214,7 @@
         </w:tc>
         <w:tc>
           <w:tcPr>
-            <w:tcW w:type="dxa" w:w="2880"/>
+            <w:tcW w:type="dxa" w:w="3024"/>
           </w:tcPr>
           <w:p>
             <w:r>
@@ -234,7 +234,7 @@
       <w:tr>
         <w:tc>
           <w:tcPr>
-            <w:tcW w:type="dxa" w:w="2880"/>
+            <w:tcW w:type="dxa" w:w="3024"/>
           </w:tcPr>
           <w:p>
             <w:r/>
@@ -245,7 +245,7 @@
         </w:tc>
         <w:tc>
           <w:tcPr>
-            <w:tcW w:type="dxa" w:w="2880"/>
+            <w:tcW w:type="dxa" w:w="3024"/>
           </w:tcPr>
           <w:p>
             <w:r/>
@@ -256,7 +256,7 @@
         </w:tc>
         <w:tc>
           <w:tcPr>
-            <w:tcW w:type="dxa" w:w="2880"/>
+            <w:tcW w:type="dxa" w:w="3024"/>
           </w:tcPr>
           <w:p>
             <w:r/>
@@ -269,7 +269,7 @@
       <w:tr>
         <w:tc>
           <w:tcPr>
-            <w:tcW w:type="dxa" w:w="2880"/>
+            <w:tcW w:type="dxa" w:w="3024"/>
           </w:tcPr>
           <w:p>
             <w:r/>
@@ -280,7 +280,7 @@
         </w:tc>
         <w:tc>
           <w:tcPr>
-            <w:tcW w:type="dxa" w:w="2880"/>
+            <w:tcW w:type="dxa" w:w="3024"/>
           </w:tcPr>
           <w:p>
             <w:r/>
@@ -291,7 +291,7 @@
         </w:tc>
         <w:tc>
           <w:tcPr>
-            <w:tcW w:type="dxa" w:w="2880"/>
+            <w:tcW w:type="dxa" w:w="3024"/>
           </w:tcPr>
           <w:p>
             <w:r/>
@@ -304,7 +304,7 @@
       <w:tr>
         <w:tc>
           <w:tcPr>
-            <w:tcW w:type="dxa" w:w="2880"/>
+            <w:tcW w:type="dxa" w:w="3024"/>
           </w:tcPr>
           <w:p>
             <w:r/>
@@ -315,7 +315,7 @@
         </w:tc>
         <w:tc>
           <w:tcPr>
-            <w:tcW w:type="dxa" w:w="2880"/>
+            <w:tcW w:type="dxa" w:w="3024"/>
           </w:tcPr>
           <w:p>
             <w:r/>
@@ -326,7 +326,7 @@
         </w:tc>
         <w:tc>
           <w:tcPr>
-            <w:tcW w:type="dxa" w:w="2880"/>
+            <w:tcW w:type="dxa" w:w="3024"/>
           </w:tcPr>
           <w:p>
             <w:r/>
@@ -339,7 +339,7 @@
       <w:tr>
         <w:tc>
           <w:tcPr>
-            <w:tcW w:type="dxa" w:w="2880"/>
+            <w:tcW w:type="dxa" w:w="3024"/>
           </w:tcPr>
           <w:p>
             <w:r/>
@@ -350,7 +350,7 @@
         </w:tc>
         <w:tc>
           <w:tcPr>
-            <w:tcW w:type="dxa" w:w="2880"/>
+            <w:tcW w:type="dxa" w:w="3024"/>
           </w:tcPr>
           <w:p>
             <w:r/>
@@ -361,7 +361,7 @@
         </w:tc>
         <w:tc>
           <w:tcPr>
-            <w:tcW w:type="dxa" w:w="2880"/>
+            <w:tcW w:type="dxa" w:w="3024"/>
           </w:tcPr>
           <w:p>
             <w:r/>
@@ -374,7 +374,7 @@
       <w:tr>
         <w:tc>
           <w:tcPr>
-            <w:tcW w:type="dxa" w:w="2880"/>
+            <w:tcW w:type="dxa" w:w="3024"/>
           </w:tcPr>
           <w:p>
             <w:r/>
@@ -385,7 +385,7 @@
         </w:tc>
         <w:tc>
           <w:tcPr>
-            <w:tcW w:type="dxa" w:w="2880"/>
+            <w:tcW w:type="dxa" w:w="3024"/>
           </w:tcPr>
           <w:p>
             <w:r/>
@@ -396,7 +396,7 @@
         </w:tc>
         <w:tc>
           <w:tcPr>
-            <w:tcW w:type="dxa" w:w="2880"/>
+            <w:tcW w:type="dxa" w:w="3024"/>
           </w:tcPr>
           <w:p>
             <w:r/>
@@ -409,7 +409,7 @@
       <w:tr>
         <w:tc>
           <w:tcPr>
-            <w:tcW w:type="dxa" w:w="2880"/>
+            <w:tcW w:type="dxa" w:w="3024"/>
           </w:tcPr>
           <w:p>
             <w:r/>
@@ -420,7 +420,7 @@
         </w:tc>
         <w:tc>
           <w:tcPr>
-            <w:tcW w:type="dxa" w:w="2880"/>
+            <w:tcW w:type="dxa" w:w="3024"/>
           </w:tcPr>
           <w:p>
             <w:r/>
@@ -431,7 +431,7 @@
         </w:tc>
         <w:tc>
           <w:tcPr>
-            <w:tcW w:type="dxa" w:w="2880"/>
+            <w:tcW w:type="dxa" w:w="3024"/>
           </w:tcPr>
           <w:p>
             <w:r/>
@@ -444,7 +444,7 @@
       <w:tr>
         <w:tc>
           <w:tcPr>
-            <w:tcW w:type="dxa" w:w="2880"/>
+            <w:tcW w:type="dxa" w:w="3024"/>
           </w:tcPr>
           <w:p>
             <w:r/>
@@ -455,7 +455,7 @@
         </w:tc>
         <w:tc>
           <w:tcPr>
-            <w:tcW w:type="dxa" w:w="2880"/>
+            <w:tcW w:type="dxa" w:w="3024"/>
           </w:tcPr>
           <w:p>
             <w:r/>
@@ -466,7 +466,7 @@
         </w:tc>
         <w:tc>
           <w:tcPr>
-            <w:tcW w:type="dxa" w:w="2880"/>
+            <w:tcW w:type="dxa" w:w="3024"/>
           </w:tcPr>
           <w:p>
             <w:r/>
@@ -479,7 +479,7 @@
       <w:tr>
         <w:tc>
           <w:tcPr>
-            <w:tcW w:type="dxa" w:w="2880"/>
+            <w:tcW w:type="dxa" w:w="3024"/>
           </w:tcPr>
           <w:p>
             <w:r/>
@@ -490,7 +490,7 @@
         </w:tc>
         <w:tc>
           <w:tcPr>
-            <w:tcW w:type="dxa" w:w="2880"/>
+            <w:tcW w:type="dxa" w:w="3024"/>
           </w:tcPr>
           <w:p>
             <w:r/>
@@ -501,7 +501,7 @@
         </w:tc>
         <w:tc>
           <w:tcPr>
-            <w:tcW w:type="dxa" w:w="2880"/>
+            <w:tcW w:type="dxa" w:w="3024"/>
           </w:tcPr>
           <w:p>
             <w:r/>
@@ -514,7 +514,7 @@
       <w:tr>
         <w:tc>
           <w:tcPr>
-            <w:tcW w:type="dxa" w:w="2880"/>
+            <w:tcW w:type="dxa" w:w="3024"/>
           </w:tcPr>
           <w:p>
             <w:r/>
@@ -525,7 +525,7 @@
         </w:tc>
         <w:tc>
           <w:tcPr>
-            <w:tcW w:type="dxa" w:w="2880"/>
+            <w:tcW w:type="dxa" w:w="3024"/>
           </w:tcPr>
           <w:p>
             <w:r/>
@@ -536,7 +536,7 @@
         </w:tc>
         <w:tc>
           <w:tcPr>
-            <w:tcW w:type="dxa" w:w="2880"/>
+            <w:tcW w:type="dxa" w:w="3024"/>
           </w:tcPr>
           <w:p>
             <w:r/>
@@ -652,13 +652,13 @@
         <w:tblLook w:firstColumn="1" w:firstRow="1" w:lastColumn="0" w:lastRow="0" w:noHBand="0" w:noVBand="1" w:val="04A0"/>
       </w:tblPr>
       <w:tblGrid>
-        <w:gridCol w:w="4320"/>
-        <w:gridCol w:w="4320"/>
+        <w:gridCol w:w="4536"/>
+        <w:gridCol w:w="4536"/>
       </w:tblGrid>
       <w:tr>
         <w:tc>
           <w:tcPr>
-            <w:tcW w:type="dxa" w:w="4320"/>
+            <w:tcW w:type="dxa" w:w="4536"/>
           </w:tcPr>
           <w:p>
             <w:r>
@@ -676,7 +676,7 @@
         </w:tc>
         <w:tc>
           <w:tcPr>
-            <w:tcW w:type="dxa" w:w="4320"/>
+            <w:tcW w:type="dxa" w:w="4536"/>
           </w:tcPr>
           <w:p>
             <w:r>
@@ -696,7 +696,7 @@
       <w:tr>
         <w:tc>
           <w:tcPr>
-            <w:tcW w:type="dxa" w:w="4320"/>
+            <w:tcW w:type="dxa" w:w="4536"/>
           </w:tcPr>
           <w:p>
             <w:r/>
@@ -707,7 +707,7 @@
         </w:tc>
         <w:tc>
           <w:tcPr>
-            <w:tcW w:type="dxa" w:w="4320"/>
+            <w:tcW w:type="dxa" w:w="4536"/>
           </w:tcPr>
           <w:p>
             <w:r/>
@@ -717,7 +717,7 @@
       <w:tr>
         <w:tc>
           <w:tcPr>
-            <w:tcW w:type="dxa" w:w="4320"/>
+            <w:tcW w:type="dxa" w:w="4536"/>
           </w:tcPr>
           <w:p>
             <w:r/>
@@ -728,7 +728,7 @@
         </w:tc>
         <w:tc>
           <w:tcPr>
-            <w:tcW w:type="dxa" w:w="4320"/>
+            <w:tcW w:type="dxa" w:w="4536"/>
           </w:tcPr>
           <w:p>
             <w:r/>
@@ -738,7 +738,7 @@
       <w:tr>
         <w:tc>
           <w:tcPr>
-            <w:tcW w:type="dxa" w:w="4320"/>
+            <w:tcW w:type="dxa" w:w="4536"/>
           </w:tcPr>
           <w:p>
             <w:r/>
@@ -749,7 +749,7 @@
         </w:tc>
         <w:tc>
           <w:tcPr>
-            <w:tcW w:type="dxa" w:w="4320"/>
+            <w:tcW w:type="dxa" w:w="4536"/>
           </w:tcPr>
           <w:p>
             <w:r/>
@@ -759,7 +759,7 @@
       <w:tr>
         <w:tc>
           <w:tcPr>
-            <w:tcW w:type="dxa" w:w="4320"/>
+            <w:tcW w:type="dxa" w:w="4536"/>
           </w:tcPr>
           <w:p>
             <w:r/>
@@ -770,7 +770,7 @@
         </w:tc>
         <w:tc>
           <w:tcPr>
-            <w:tcW w:type="dxa" w:w="4320"/>
+            <w:tcW w:type="dxa" w:w="4536"/>
           </w:tcPr>
           <w:p>
             <w:r/>
@@ -783,7 +783,7 @@
       <w:tr>
         <w:tc>
           <w:tcPr>
-            <w:tcW w:type="dxa" w:w="4320"/>
+            <w:tcW w:type="dxa" w:w="4536"/>
           </w:tcPr>
           <w:p>
             <w:r/>
@@ -794,7 +794,7 @@
         </w:tc>
         <w:tc>
           <w:tcPr>
-            <w:tcW w:type="dxa" w:w="4320"/>
+            <w:tcW w:type="dxa" w:w="4536"/>
           </w:tcPr>
           <w:p>
             <w:r/>
@@ -804,7 +804,7 @@
       <w:tr>
         <w:tc>
           <w:tcPr>
-            <w:tcW w:type="dxa" w:w="4320"/>
+            <w:tcW w:type="dxa" w:w="4536"/>
           </w:tcPr>
           <w:p>
             <w:r/>
@@ -815,7 +815,7 @@
         </w:tc>
         <w:tc>
           <w:tcPr>
-            <w:tcW w:type="dxa" w:w="4320"/>
+            <w:tcW w:type="dxa" w:w="4536"/>
           </w:tcPr>
           <w:p>
             <w:r/>
@@ -825,7 +825,7 @@
       <w:tr>
         <w:tc>
           <w:tcPr>
-            <w:tcW w:type="dxa" w:w="4320"/>
+            <w:tcW w:type="dxa" w:w="4536"/>
           </w:tcPr>
           <w:p>
             <w:r/>
@@ -836,7 +836,7 @@
         </w:tc>
         <w:tc>
           <w:tcPr>
-            <w:tcW w:type="dxa" w:w="4320"/>
+            <w:tcW w:type="dxa" w:w="4536"/>
           </w:tcPr>
           <w:p>
             <w:r/>
@@ -849,7 +849,7 @@
       <w:tr>
         <w:tc>
           <w:tcPr>
-            <w:tcW w:type="dxa" w:w="4320"/>
+            <w:tcW w:type="dxa" w:w="4536"/>
           </w:tcPr>
           <w:p>
             <w:r/>
@@ -860,7 +860,7 @@
         </w:tc>
         <w:tc>
           <w:tcPr>
-            <w:tcW w:type="dxa" w:w="4320"/>
+            <w:tcW w:type="dxa" w:w="4536"/>
           </w:tcPr>
           <w:p>
             <w:r/>
@@ -870,7 +870,7 @@
       <w:tr>
         <w:tc>
           <w:tcPr>
-            <w:tcW w:type="dxa" w:w="4320"/>
+            <w:tcW w:type="dxa" w:w="4536"/>
           </w:tcPr>
           <w:p>
             <w:r/>
@@ -881,7 +881,7 @@
         </w:tc>
         <w:tc>
           <w:tcPr>
-            <w:tcW w:type="dxa" w:w="4320"/>
+            <w:tcW w:type="dxa" w:w="4536"/>
           </w:tcPr>
           <w:p>
             <w:r/>
@@ -891,7 +891,7 @@
       <w:tr>
         <w:tc>
           <w:tcPr>
-            <w:tcW w:type="dxa" w:w="4320"/>
+            <w:tcW w:type="dxa" w:w="4536"/>
           </w:tcPr>
           <w:p>
             <w:r/>
@@ -902,7 +902,7 @@
         </w:tc>
         <w:tc>
           <w:tcPr>
-            <w:tcW w:type="dxa" w:w="4320"/>
+            <w:tcW w:type="dxa" w:w="4536"/>
           </w:tcPr>
           <w:p>
             <w:r/>
@@ -915,7 +915,7 @@
       <w:tr>
         <w:tc>
           <w:tcPr>
-            <w:tcW w:type="dxa" w:w="4320"/>
+            <w:tcW w:type="dxa" w:w="4536"/>
           </w:tcPr>
           <w:p>
             <w:r/>
@@ -926,7 +926,7 @@
         </w:tc>
         <w:tc>
           <w:tcPr>
-            <w:tcW w:type="dxa" w:w="4320"/>
+            <w:tcW w:type="dxa" w:w="4536"/>
           </w:tcPr>
           <w:p>
             <w:r/>
@@ -939,7 +939,7 @@
       <w:tr>
         <w:tc>
           <w:tcPr>
-            <w:tcW w:type="dxa" w:w="4320"/>
+            <w:tcW w:type="dxa" w:w="4536"/>
           </w:tcPr>
           <w:p>
             <w:r/>
@@ -950,7 +950,7 @@
         </w:tc>
         <w:tc>
           <w:tcPr>
-            <w:tcW w:type="dxa" w:w="4320"/>
+            <w:tcW w:type="dxa" w:w="4536"/>
           </w:tcPr>
           <w:p>
             <w:r/>
@@ -963,7 +963,7 @@
       <w:tr>
         <w:tc>
           <w:tcPr>
-            <w:tcW w:type="dxa" w:w="4320"/>
+            <w:tcW w:type="dxa" w:w="4536"/>
           </w:tcPr>
           <w:p>
             <w:r/>
@@ -974,7 +974,7 @@
         </w:tc>
         <w:tc>
           <w:tcPr>
-            <w:tcW w:type="dxa" w:w="4320"/>
+            <w:tcW w:type="dxa" w:w="4536"/>
           </w:tcPr>
           <w:p>
             <w:r/>
@@ -1147,13 +1147,13 @@
         <w:tblLook w:firstColumn="1" w:firstRow="1" w:lastColumn="0" w:lastRow="0" w:noHBand="0" w:noVBand="1" w:val="04A0"/>
       </w:tblPr>
       <w:tblGrid>
-        <w:gridCol w:w="4320"/>
-        <w:gridCol w:w="4320"/>
+        <w:gridCol w:w="4536"/>
+        <w:gridCol w:w="4536"/>
       </w:tblGrid>
       <w:tr>
         <w:tc>
           <w:tcPr>
-            <w:tcW w:type="dxa" w:w="4320"/>
+            <w:tcW w:type="dxa" w:w="4536"/>
           </w:tcPr>
           <w:p>
             <w:r>
@@ -1171,7 +1171,7 @@
         </w:tc>
         <w:tc>
           <w:tcPr>
-            <w:tcW w:type="dxa" w:w="4320"/>
+            <w:tcW w:type="dxa" w:w="4536"/>
           </w:tcPr>
           <w:p>
             <w:r>
@@ -1191,7 +1191,7 @@
       <w:tr>
         <w:tc>
           <w:tcPr>
-            <w:tcW w:type="dxa" w:w="4320"/>
+            <w:tcW w:type="dxa" w:w="4536"/>
           </w:tcPr>
           <w:p>
             <w:r/>
@@ -1205,7 +1205,7 @@
         </w:tc>
         <w:tc>
           <w:tcPr>
-            <w:tcW w:type="dxa" w:w="4320"/>
+            <w:tcW w:type="dxa" w:w="4536"/>
           </w:tcPr>
           <w:p>
             <w:r/>
@@ -1218,7 +1218,7 @@
       <w:tr>
         <w:tc>
           <w:tcPr>
-            <w:tcW w:type="dxa" w:w="4320"/>
+            <w:tcW w:type="dxa" w:w="4536"/>
           </w:tcPr>
           <w:p>
             <w:r/>
@@ -1232,7 +1232,7 @@
         </w:tc>
         <w:tc>
           <w:tcPr>
-            <w:tcW w:type="dxa" w:w="4320"/>
+            <w:tcW w:type="dxa" w:w="4536"/>
           </w:tcPr>
           <w:p>
             <w:r/>
@@ -1245,7 +1245,7 @@
       <w:tr>
         <w:tc>
           <w:tcPr>
-            <w:tcW w:type="dxa" w:w="4320"/>
+            <w:tcW w:type="dxa" w:w="4536"/>
           </w:tcPr>
           <w:p>
             <w:r/>
@@ -1259,7 +1259,7 @@
         </w:tc>
         <w:tc>
           <w:tcPr>
-            <w:tcW w:type="dxa" w:w="4320"/>
+            <w:tcW w:type="dxa" w:w="4536"/>
           </w:tcPr>
           <w:p>
             <w:r/>
@@ -1272,7 +1272,7 @@
       <w:tr>
         <w:tc>
           <w:tcPr>
-            <w:tcW w:type="dxa" w:w="4320"/>
+            <w:tcW w:type="dxa" w:w="4536"/>
           </w:tcPr>
           <w:p>
             <w:r/>
@@ -1286,7 +1286,7 @@
         </w:tc>
         <w:tc>
           <w:tcPr>
-            <w:tcW w:type="dxa" w:w="4320"/>
+            <w:tcW w:type="dxa" w:w="4536"/>
           </w:tcPr>
           <w:p>
             <w:r/>
@@ -1423,13 +1423,208 @@
       </w:r>
     </w:p>
     <w:sectPr>
-      <w:pgSz w:w="12240" w:h="15840"/>
-      <w:pgMar w:top="1440" w:right="1800" w:bottom="1440" w:left="1800" w:header="720" w:footer="720" w:gutter="0"/>
+      <w:headerReference w:type="default" r:id="rId9"/>
+      <w:footerReference w:type="default" r:id="rId10"/>
+      <w:pgSz w:w="11906" w:h="16838"/>
+      <w:pgMar w:top="1247" w:right="1417" w:bottom="1134" w:left="1417" w:header="720" w:footer="720" w:gutter="0"/>
       <w:cols w:space="720"/>
       <w:docGrid w:linePitch="360"/>
     </w:sectPr>
   </w:body>
 </w:document>
+</file>
+
+<file path=word/footer1.xml><?xml version="1.0" encoding="utf-8"?>
+<w:ftr xmlns:m="http://schemas.openxmlformats.org/officeDocument/2006/math" xmlns:mc="http://schemas.openxmlformats.org/markup-compatibility/2006" xmlns:mo="http://schemas.microsoft.com/office/mac/office/2008/main" xmlns:mv="urn:schemas-microsoft-com:mac:vml" xmlns:o="urn:schemas-microsoft-com:office:office" xmlns:r="http://schemas.openxmlformats.org/officeDocument/2006/relationships" xmlns:v="urn:schemas-microsoft-com:vml" xmlns:w10="urn:schemas-microsoft-com:office:word" xmlns:w14="http://schemas.microsoft.com/office/word/2010/wordml" xmlns:w="http://schemas.openxmlformats.org/wordprocessingml/2006/main" xmlns:wne="http://schemas.microsoft.com/office/word/2006/wordml" xmlns:wp14="http://schemas.microsoft.com/office/word/2010/wordprocessingDrawing" xmlns:wp="http://schemas.openxmlformats.org/drawingml/2006/wordprocessingDrawing" xmlns:wpc="http://schemas.microsoft.com/office/word/2010/wordprocessingCanvas" xmlns:wpg="http://schemas.microsoft.com/office/word/2010/wordprocessingGroup" xmlns:wpi="http://schemas.microsoft.com/office/word/2010/wordprocessingInk" xmlns:wps="http://schemas.microsoft.com/office/word/2010/wordprocessingShape" mc:Ignorable="w14 wp14">
+  <w:p>
+    <w:pPr>
+      <w:pStyle w:val="Footer"/>
+    </w:pPr>
+  </w:p>
+  <w:tbl>
+    <w:tblPr>
+      <w:tblW w:type="auto" w:w="0"/>
+      <w:jc w:val="left"/>
+      <w:tblLook w:firstColumn="1" w:firstRow="1" w:lastColumn="0" w:lastRow="0" w:noHBand="0" w:noVBand="1" w:val="04A0"/>
+      <w:tblBorders>
+        <w:top w:val="none"/>
+        <w:left w:val="none"/>
+        <w:bottom w:val="none"/>
+        <w:right w:val="none"/>
+        <w:insideH w:val="none"/>
+        <w:insideV w:val="none"/>
+      </w:tblBorders>
+    </w:tblPr>
+    <w:tblGrid>
+      <w:gridCol w:w="4535"/>
+      <w:gridCol w:w="4535"/>
+    </w:tblGrid>
+    <w:tr>
+      <w:tc>
+        <w:tcPr>
+          <w:tcW w:type="dxa" w:w="5669"/>
+          <w:shd w:val="clear" w:color="auto" w:fill="111827"/>
+        </w:tcPr>
+        <w:p>
+          <w:pPr>
+            <w:spacing w:before="80" w:after="80"/>
+          </w:pPr>
+          <w:r>
+            <w:rPr>
+              <w:color w:val="FFFFFF"/>
+              <w:sz w:val="16"/>
+            </w:rPr>
+            <w:t>Forgotten Felines Cat Rescue — Charity No. 1181190</w:t>
+          </w:r>
+        </w:p>
+      </w:tc>
+      <w:tc>
+        <w:tcPr>
+          <w:tcW w:type="dxa" w:w="3402"/>
+          <w:shd w:val="clear" w:color="auto" w:fill="111827"/>
+        </w:tcPr>
+        <w:p>
+          <w:pPr>
+            <w:spacing w:before="80" w:after="80"/>
+            <w:jc w:val="right"/>
+          </w:pPr>
+          <w:r>
+            <w:rPr>
+              <w:color w:val="FFFFFF"/>
+              <w:sz w:val="16"/>
+            </w:rPr>
+            <w:t>[Policy Title]  |  v[1.0]</w:t>
+          </w:r>
+        </w:p>
+      </w:tc>
+    </w:tr>
+  </w:tbl>
+</w:ftr>
+</file>
+
+<file path=word/header1.xml><?xml version="1.0" encoding="utf-8"?>
+<w:hdr xmlns:m="http://schemas.openxmlformats.org/officeDocument/2006/math" xmlns:mc="http://schemas.openxmlformats.org/markup-compatibility/2006" xmlns:mo="http://schemas.microsoft.com/office/mac/office/2008/main" xmlns:mv="urn:schemas-microsoft-com:mac:vml" xmlns:o="urn:schemas-microsoft-com:office:office" xmlns:r="http://schemas.openxmlformats.org/officeDocument/2006/relationships" xmlns:v="urn:schemas-microsoft-com:vml" xmlns:w10="urn:schemas-microsoft-com:office:word" xmlns:w14="http://schemas.microsoft.com/office/word/2010/wordml" xmlns:w="http://schemas.openxmlformats.org/wordprocessingml/2006/main" xmlns:wne="http://schemas.microsoft.com/office/word/2006/wordml" xmlns:wp14="http://schemas.microsoft.com/office/word/2010/wordprocessingDrawing" xmlns:wp="http://schemas.openxmlformats.org/drawingml/2006/wordprocessingDrawing" xmlns:wpc="http://schemas.microsoft.com/office/word/2010/wordprocessingCanvas" xmlns:wpg="http://schemas.microsoft.com/office/word/2010/wordprocessingGroup" xmlns:wpi="http://schemas.microsoft.com/office/word/2010/wordprocessingInk" xmlns:wps="http://schemas.microsoft.com/office/word/2010/wordprocessingShape" mc:Ignorable="w14 wp14">
+  <w:p>
+    <w:pPr>
+      <w:pStyle w:val="Header"/>
+    </w:pPr>
+  </w:p>
+  <w:tbl>
+    <w:tblPr>
+      <w:tblW w:type="auto" w:w="0"/>
+      <w:jc w:val="left"/>
+      <w:tblLook w:firstColumn="1" w:firstRow="1" w:lastColumn="0" w:lastRow="0" w:noHBand="0" w:noVBand="1" w:val="04A0"/>
+      <w:tblBorders>
+        <w:top w:val="none"/>
+        <w:left w:val="none"/>
+        <w:bottom w:val="none"/>
+        <w:right w:val="none"/>
+        <w:insideH w:val="none"/>
+        <w:insideV w:val="none"/>
+      </w:tblBorders>
+    </w:tblPr>
+    <w:tblGrid>
+      <w:gridCol w:w="4535"/>
+      <w:gridCol w:w="4535"/>
+    </w:tblGrid>
+    <w:tr>
+      <w:tc>
+        <w:tcPr>
+          <w:tcW w:type="dxa" w:w="4535"/>
+        </w:tcPr>
+        <w:p>
+          <w:r>
+            <w:drawing>
+              <wp:inline xmlns:a="http://schemas.openxmlformats.org/drawingml/2006/main" xmlns:pic="http://schemas.openxmlformats.org/drawingml/2006/picture">
+                <wp:extent cx="1208869" cy="576000"/>
+                <wp:docPr id="1" name="Picture 1"/>
+                <wp:cNvGraphicFramePr>
+                  <a:graphicFrameLocks noChangeAspect="1"/>
+                </wp:cNvGraphicFramePr>
+                <a:graphic>
+                  <a:graphicData uri="http://schemas.openxmlformats.org/drawingml/2006/picture">
+                    <pic:pic>
+                      <pic:nvPicPr>
+                        <pic:cNvPr id="0" name="logo.png"/>
+                        <pic:cNvPicPr/>
+                      </pic:nvPicPr>
+                      <pic:blipFill>
+                        <a:blip r:embed="rId1"/>
+                        <a:stretch>
+                          <a:fillRect/>
+                        </a:stretch>
+                      </pic:blipFill>
+                      <pic:spPr>
+                        <a:xfrm>
+                          <a:off x="0" y="0"/>
+                          <a:ext cx="1208869" cy="576000"/>
+                        </a:xfrm>
+                        <a:prstGeom prst="rect"/>
+                      </pic:spPr>
+                    </pic:pic>
+                  </a:graphicData>
+                </a:graphic>
+              </wp:inline>
+            </w:drawing>
+          </w:r>
+        </w:p>
+      </w:tc>
+      <w:tc>
+        <w:tcPr>
+          <w:tcW w:type="dxa" w:w="4535"/>
+        </w:tcPr>
+        <w:p>
+          <w:pPr>
+            <w:spacing w:before="0" w:after="20"/>
+            <w:jc w:val="right"/>
+          </w:pPr>
+          <w:r>
+            <w:rPr>
+              <w:b/>
+              <w:color w:val="111827"/>
+              <w:sz w:val="17"/>
+            </w:rPr>
+            <w:t>Forgotten Felines Cat Rescue</w:t>
+          </w:r>
+        </w:p>
+        <w:p>
+          <w:pPr>
+            <w:spacing w:before="0" w:after="20"/>
+            <w:jc w:val="right"/>
+          </w:pPr>
+          <w:r>
+            <w:rPr>
+              <w:color w:val="111827"/>
+              <w:sz w:val="17"/>
+            </w:rPr>
+            <w:t>Registered Charity No. 1181190</w:t>
+          </w:r>
+        </w:p>
+        <w:p>
+          <w:pPr>
+            <w:spacing w:before="0" w:after="20"/>
+            <w:jc w:val="right"/>
+          </w:pPr>
+          <w:r>
+            <w:rPr>
+              <w:color w:val="111827"/>
+              <w:sz w:val="17"/>
+            </w:rPr>
+            <w:t>forgottenfelineswales.org</w:t>
+          </w:r>
+        </w:p>
+      </w:tc>
+    </w:tr>
+  </w:tbl>
+  <w:p>
+    <w:pPr>
+      <w:spacing w:before="80" w:after="0"/>
+      <w:pBdr>
+        <w:bottom w:val="single" w:sz="18" w:space="1" w:color="05A44E"/>
+      </w:pBdr>
+    </w:pPr>
+  </w:p>
+</w:hdr>
 </file>
 
 <file path=word/numbering.xml><?xml version="1.0" encoding="utf-8"?>
@@ -1797,6 +1992,7 @@
     <w:rsid w:val="00FC693F"/>
     <w:rPr>
       <w:rFonts w:ascii="Calibri" w:hAnsi="Calibri"/>
+      <w:color w:val="111827"/>
       <w:sz w:val="22"/>
     </w:rPr>
   </w:style>
